--- a/Car_Project_Report.docx
+++ b/Car_Project_Report.docx
@@ -1,6 +1,6 @@
 
 <file path=word/document.xml><?xml version="1.0" encoding="utf-8"?>
-<w:document xmlns:wpc="http://schemas.microsoft.com/office/word/2010/wordprocessingCanvas" xmlns:cx="http://schemas.microsoft.com/office/drawing/2014/chartex" xmlns:cx1="http://schemas.microsoft.com/office/drawing/2015/9/8/chartex" xmlns:cx2="http://schemas.microsoft.com/office/drawing/2015/10/21/chartex" xmlns:cx3="http://schemas.microsoft.com/office/drawing/2016/5/9/chartex" xmlns:cx4="http://schemas.microsoft.com/office/drawing/2016/5/10/chartex" xmlns:cx5="http://schemas.microsoft.com/office/drawing/2016/5/11/chartex" xmlns:cx6="http://schemas.microsoft.com/office/drawing/2016/5/12/chartex" xmlns:cx7="http://schemas.microsoft.com/office/drawing/2016/5/13/chartex" xmlns:cx8="http://schemas.microsoft.com/office/drawing/2016/5/14/chartex" xmlns:mc="http://schemas.openxmlformats.org/markup-compatibility/2006" xmlns:aink="http://schemas.microsoft.com/office/drawing/2016/ink" xmlns:am3d="http://schemas.microsoft.com/office/drawing/2017/model3d" xmlns:o="urn:schemas-microsoft-com:office:office" xmlns:oel="http://schemas.microsoft.com/office/2019/extlst" xmlns:r="http://schemas.openxmlformats.org/officeDocument/2006/relationships" xmlns:m="http://schemas.openxmlformats.org/officeDocument/2006/math" xmlns:v="urn:schemas-microsoft-com:vml" xmlns:wp14="http://schemas.microsoft.com/office/word/2010/wordprocessingDrawing" xmlns:wp="http://schemas.openxmlformats.org/drawingml/2006/wordprocessingDrawing" xmlns:w10="urn:schemas-microsoft-com:office:word" xmlns:w="http://schemas.openxmlformats.org/wordprocessingml/2006/main" xmlns:w14="http://schemas.microsoft.com/office/word/2010/wordml" xmlns:w15="http://schemas.microsoft.com/office/word/2012/wordml" xmlns:w16cex="http://schemas.microsoft.com/office/word/2018/wordml/cex" xmlns:w16cid="http://schemas.microsoft.com/office/word/2016/wordml/cid" xmlns:w16="http://schemas.microsoft.com/office/word/2018/wordml" xmlns:w16du="http://schemas.microsoft.com/office/word/2023/wordml/word16du" xmlns:w16sdtdh="http://schemas.microsoft.com/office/word/2020/wordml/sdtdatahash" xmlns:w16sdtfl="http://schemas.microsoft.com/office/word/2024/wordml/sdtformatlock" xmlns:w16se="http://schemas.microsoft.com/office/word/2015/wordml/symex" xmlns:wpg="http://schemas.microsoft.com/office/word/2010/wordprocessingGroup" xmlns:wpi="http://schemas.microsoft.com/office/word/2010/wordprocessingInk" xmlns:wne="http://schemas.microsoft.com/office/word/2006/wordml" xmlns:wps="http://schemas.microsoft.com/office/word/2010/wordprocessingShape" mc:Ignorable="w14 w15 w16se w16cid w16 w16cex w16sdtdh w16sdtfl w16du wp14">
+<w:document xmlns:wpc="http://schemas.microsoft.com/office/word/2010/wordprocessingCanvas" xmlns:mc="http://schemas.openxmlformats.org/markup-compatibility/2006" xmlns:o="urn:schemas-microsoft-com:office:office" xmlns:r="http://schemas.openxmlformats.org/officeDocument/2006/relationships" xmlns:m="http://schemas.openxmlformats.org/officeDocument/2006/math" xmlns:v="urn:schemas-microsoft-com:vml" xmlns:wp14="http://schemas.microsoft.com/office/word/2010/wordprocessingDrawing" xmlns:wp="http://schemas.openxmlformats.org/drawingml/2006/wordprocessingDrawing" xmlns:w10="urn:schemas-microsoft-com:office:word" xmlns:w="http://schemas.openxmlformats.org/wordprocessingml/2006/main" xmlns:w14="http://schemas.microsoft.com/office/word/2010/wordml" xmlns:w15="http://schemas.microsoft.com/office/word/2012/wordml" xmlns:wpg="http://schemas.microsoft.com/office/word/2010/wordprocessingGroup" xmlns:wpi="http://schemas.microsoft.com/office/word/2010/wordprocessingInk" xmlns:wne="http://schemas.microsoft.com/office/word/2006/wordml" xmlns:wps="http://schemas.microsoft.com/office/word/2010/wordprocessingShape" mc:Ignorable="w14 w15 wp14">
   <w:body>
     <w:p>
       <w:pPr>
@@ -56,12 +56,6 @@
         <w:gridCol w:w="7228"/>
       </w:tblGrid>
       <w:tr>
-        <w:tblPrEx>
-          <w:tblCellMar>
-            <w:top w:w="0" w:type="dxa"/>
-            <w:bottom w:w="0" w:type="dxa"/>
-          </w:tblCellMar>
-        </w:tblPrEx>
         <w:trPr>
           <w:cantSplit/>
           <w:trHeight w:val="440"/>
@@ -125,16 +119,17 @@
               </w:rPr>
               <w:t xml:space="preserve"> </w:t>
             </w:r>
+            <w:r>
+              <w:rPr>
+                <w:sz w:val="19"/>
+                <w:szCs w:val="19"/>
+              </w:rPr>
+              <w:t>Obama Abraham, Yeabtsega Abera</w:t>
+            </w:r>
           </w:p>
         </w:tc>
       </w:tr>
       <w:tr>
-        <w:tblPrEx>
-          <w:tblCellMar>
-            <w:top w:w="0" w:type="dxa"/>
-            <w:bottom w:w="0" w:type="dxa"/>
-          </w:tblCellMar>
-        </w:tblPrEx>
         <w:trPr>
           <w:cantSplit/>
           <w:trHeight w:val="440"/>
@@ -198,16 +193,17 @@
               </w:rPr>
               <w:t xml:space="preserve"> </w:t>
             </w:r>
+            <w:r>
+              <w:rPr>
+                <w:sz w:val="19"/>
+                <w:szCs w:val="19"/>
+              </w:rPr>
+              <w:t>12th</w:t>
+            </w:r>
           </w:p>
         </w:tc>
       </w:tr>
       <w:tr>
-        <w:tblPrEx>
-          <w:tblCellMar>
-            <w:top w:w="0" w:type="dxa"/>
-            <w:bottom w:w="0" w:type="dxa"/>
-          </w:tblCellMar>
-        </w:tblPrEx>
         <w:trPr>
           <w:cantSplit/>
           <w:trHeight w:val="440"/>
@@ -296,12 +292,6 @@
         <w:gridCol w:w="9638"/>
       </w:tblGrid>
       <w:tr>
-        <w:tblPrEx>
-          <w:tblCellMar>
-            <w:top w:w="0" w:type="dxa"/>
-            <w:bottom w:w="0" w:type="dxa"/>
-          </w:tblCellMar>
-        </w:tblPrEx>
         <w:tc>
           <w:tcPr>
             <w:tcW w:w="9638" w:type="dxa"/>
@@ -441,12 +431,6 @@
         <w:gridCol w:w="3374"/>
       </w:tblGrid>
       <w:tr>
-        <w:tblPrEx>
-          <w:tblCellMar>
-            <w:top w:w="0" w:type="dxa"/>
-            <w:bottom w:w="0" w:type="dxa"/>
-          </w:tblCellMar>
-        </w:tblPrEx>
         <w:trPr>
           <w:cantSplit/>
           <w:tblHeader/>
@@ -552,12 +536,6 @@
         </w:tc>
       </w:tr>
       <w:tr>
-        <w:tblPrEx>
-          <w:tblCellMar>
-            <w:top w:w="0" w:type="dxa"/>
-            <w:bottom w:w="0" w:type="dxa"/>
-          </w:tblCellMar>
-        </w:tblPrEx>
         <w:trPr>
           <w:cantSplit/>
           <w:trHeight w:val="420"/>
@@ -623,6 +601,9 @@
               </w:rPr>
               <w:t xml:space="preserve"> </w:t>
             </w:r>
+            <w:r>
+              <w:t>Car's mass in kilograms</w:t>
+            </w:r>
           </w:p>
         </w:tc>
         <w:tc>
@@ -652,17 +633,18 @@
                 <w:szCs w:val="19"/>
               </w:rPr>
               <w:t xml:space="preserve"> </w:t>
+            </w:r>
+            <w:r>
+              <w:rPr>
+                <w:sz w:val="19"/>
+                <w:szCs w:val="19"/>
+              </w:rPr>
+              <w:t>input</w:t>
             </w:r>
           </w:p>
         </w:tc>
       </w:tr>
       <w:tr>
-        <w:tblPrEx>
-          <w:tblCellMar>
-            <w:top w:w="0" w:type="dxa"/>
-            <w:bottom w:w="0" w:type="dxa"/>
-          </w:tblCellMar>
-        </w:tblPrEx>
         <w:trPr>
           <w:cantSplit/>
           <w:trHeight w:val="420"/>
@@ -728,6 +710,9 @@
               </w:rPr>
               <w:t xml:space="preserve"> </w:t>
             </w:r>
+            <w:r>
+              <w:t>Engine displacement in liters</w:t>
+            </w:r>
           </w:p>
         </w:tc>
         <w:tc>
@@ -757,17 +742,18 @@
                 <w:szCs w:val="19"/>
               </w:rPr>
               <w:t xml:space="preserve"> </w:t>
+            </w:r>
+            <w:r>
+              <w:rPr>
+                <w:sz w:val="19"/>
+                <w:szCs w:val="19"/>
+              </w:rPr>
+              <w:t>input</w:t>
             </w:r>
           </w:p>
         </w:tc>
       </w:tr>
       <w:tr>
-        <w:tblPrEx>
-          <w:tblCellMar>
-            <w:top w:w="0" w:type="dxa"/>
-            <w:bottom w:w="0" w:type="dxa"/>
-          </w:tblCellMar>
-        </w:tblPrEx>
         <w:trPr>
           <w:cantSplit/>
           <w:trHeight w:val="420"/>
@@ -831,6 +817,9 @@
               </w:rPr>
               <w:t xml:space="preserve"> </w:t>
             </w:r>
+            <w:r>
+              <w:t>Number of engine cylinders</w:t>
+            </w:r>
           </w:p>
         </w:tc>
         <w:tc>
@@ -860,17 +849,18 @@
                 <w:szCs w:val="19"/>
               </w:rPr>
               <w:t xml:space="preserve"> </w:t>
+            </w:r>
+            <w:r>
+              <w:rPr>
+                <w:sz w:val="19"/>
+                <w:szCs w:val="19"/>
+              </w:rPr>
+              <w:t>input</w:t>
             </w:r>
           </w:p>
         </w:tc>
       </w:tr>
       <w:tr>
-        <w:tblPrEx>
-          <w:tblCellMar>
-            <w:top w:w="0" w:type="dxa"/>
-            <w:bottom w:w="0" w:type="dxa"/>
-          </w:tblCellMar>
-        </w:tblPrEx>
         <w:trPr>
           <w:cantSplit/>
           <w:trHeight w:val="420"/>
@@ -928,6 +918,13 @@
               </w:rPr>
               <w:t xml:space="preserve"> </w:t>
             </w:r>
+            <w:r>
+              <w:rPr>
+                <w:sz w:val="19"/>
+                <w:szCs w:val="19"/>
+              </w:rPr>
+              <w:t>Mass per gallon</w:t>
+            </w:r>
           </w:p>
         </w:tc>
         <w:tc>
@@ -953,7 +950,7 @@
                 <w:sz w:val="19"/>
                 <w:szCs w:val="19"/>
               </w:rPr>
-              <w:t xml:space="preserve"> </w:t>
+              <w:t>target</w:t>
             </w:r>
           </w:p>
         </w:tc>
@@ -987,12 +984,6 @@
         <w:gridCol w:w="6265"/>
       </w:tblGrid>
       <w:tr>
-        <w:tblPrEx>
-          <w:tblCellMar>
-            <w:top w:w="0" w:type="dxa"/>
-            <w:bottom w:w="0" w:type="dxa"/>
-          </w:tblCellMar>
-        </w:tblPrEx>
         <w:trPr>
           <w:cantSplit/>
           <w:trHeight w:val="640"/>
@@ -1049,6 +1040,9 @@
                 <w:szCs w:val="19"/>
               </w:rPr>
               <w:t xml:space="preserve"> </w:t>
+            </w:r>
+            <w:r>
+              <w:t>UCI Auto MPG dataset</w:t>
             </w:r>
           </w:p>
         </w:tc>
@@ -1110,12 +1104,6 @@
         <w:gridCol w:w="5783"/>
       </w:tblGrid>
       <w:tr>
-        <w:tblPrEx>
-          <w:tblCellMar>
-            <w:top w:w="0" w:type="dxa"/>
-            <w:bottom w:w="0" w:type="dxa"/>
-          </w:tblCellMar>
-        </w:tblPrEx>
         <w:trPr>
           <w:cantSplit/>
           <w:tblHeader/>
@@ -1188,12 +1176,6 @@
         </w:tc>
       </w:tr>
       <w:tr>
-        <w:tblPrEx>
-          <w:tblCellMar>
-            <w:top w:w="0" w:type="dxa"/>
-            <w:bottom w:w="0" w:type="dxa"/>
-          </w:tblCellMar>
-        </w:tblPrEx>
         <w:trPr>
           <w:cantSplit/>
           <w:trHeight w:val="700"/>
@@ -1217,7 +1199,14 @@
           </w:tcPr>
           <w:p>
             <w:pPr>
-              <w:keepNext/>
+              <w:shd w:val="clear" w:color="auto" w:fill="FFFFFF"/>
+              <w:spacing w:line="285" w:lineRule="atLeast"/>
+              <w:rPr>
+                <w:rFonts w:ascii="Consolas" w:eastAsia="Times New Roman" w:hAnsi="Consolas" w:cs="Times New Roman"/>
+                <w:color w:val="000000"/>
+                <w:sz w:val="21"/>
+                <w:szCs w:val="21"/>
+              </w:rPr>
             </w:pPr>
             <w:r>
               <w:rPr>
@@ -1226,6 +1215,101 @@
               </w:rPr>
               <w:t xml:space="preserve"> </w:t>
             </w:r>
+            <w:r>
+              <w:rPr>
+                <w:rFonts w:ascii="Consolas" w:eastAsia="Times New Roman" w:hAnsi="Consolas" w:cs="Times New Roman"/>
+                <w:color w:val="000000"/>
+                <w:sz w:val="21"/>
+                <w:szCs w:val="21"/>
+              </w:rPr>
+              <w:t>[</w:t>
+            </w:r>
+            <w:r>
+              <w:rPr>
+                <w:rFonts w:ascii="Consolas" w:eastAsia="Times New Roman" w:hAnsi="Consolas" w:cs="Times New Roman"/>
+                <w:color w:val="098658"/>
+                <w:sz w:val="21"/>
+                <w:szCs w:val="21"/>
+              </w:rPr>
+              <w:t>1201.113</w:t>
+            </w:r>
+            <w:r>
+              <w:rPr>
+                <w:rFonts w:ascii="Consolas" w:eastAsia="Times New Roman" w:hAnsi="Consolas" w:cs="Times New Roman"/>
+                <w:color w:val="000000"/>
+                <w:sz w:val="21"/>
+                <w:szCs w:val="21"/>
+              </w:rPr>
+              <w:t xml:space="preserve">, </w:t>
+            </w:r>
+            <w:r>
+              <w:rPr>
+                <w:rFonts w:ascii="Consolas" w:eastAsia="Times New Roman" w:hAnsi="Consolas" w:cs="Times New Roman"/>
+                <w:color w:val="098658"/>
+                <w:sz w:val="21"/>
+                <w:szCs w:val="21"/>
+              </w:rPr>
+              <w:t>3.261</w:t>
+            </w:r>
+            <w:r>
+              <w:rPr>
+                <w:rFonts w:ascii="Consolas" w:eastAsia="Times New Roman" w:hAnsi="Consolas" w:cs="Times New Roman"/>
+                <w:color w:val="000000"/>
+                <w:sz w:val="21"/>
+                <w:szCs w:val="21"/>
+              </w:rPr>
+              <w:t xml:space="preserve">, </w:t>
+            </w:r>
+            <w:r>
+              <w:rPr>
+                <w:rFonts w:ascii="Consolas" w:eastAsia="Times New Roman" w:hAnsi="Consolas" w:cs="Times New Roman"/>
+                <w:color w:val="098658"/>
+                <w:sz w:val="21"/>
+                <w:szCs w:val="21"/>
+              </w:rPr>
+              <w:t>6</w:t>
+            </w:r>
+            <w:r>
+              <w:rPr>
+                <w:rFonts w:ascii="Consolas" w:eastAsia="Times New Roman" w:hAnsi="Consolas" w:cs="Times New Roman"/>
+                <w:color w:val="000000"/>
+                <w:sz w:val="21"/>
+                <w:szCs w:val="21"/>
+              </w:rPr>
+              <w:t xml:space="preserve">, </w:t>
+            </w:r>
+            <w:r>
+              <w:rPr>
+                <w:rFonts w:ascii="Consolas" w:eastAsia="Times New Roman" w:hAnsi="Consolas" w:cs="Times New Roman"/>
+                <w:color w:val="098658"/>
+                <w:sz w:val="21"/>
+                <w:szCs w:val="21"/>
+              </w:rPr>
+              <w:t>21.0</w:t>
+            </w:r>
+            <w:r>
+              <w:rPr>
+                <w:rFonts w:ascii="Consolas" w:eastAsia="Times New Roman" w:hAnsi="Consolas" w:cs="Times New Roman"/>
+                <w:color w:val="000000"/>
+                <w:sz w:val="21"/>
+                <w:szCs w:val="21"/>
+              </w:rPr>
+              <w:t>],  </w:t>
+            </w:r>
+            <w:r>
+              <w:rPr>
+                <w:rFonts w:ascii="Consolas" w:eastAsia="Times New Roman" w:hAnsi="Consolas" w:cs="Times New Roman"/>
+                <w:color w:val="008000"/>
+                <w:sz w:val="21"/>
+                <w:szCs w:val="21"/>
+              </w:rPr>
+              <w:t># UCI_025</w:t>
+            </w:r>
+          </w:p>
+          <w:p>
+            <w:pPr>
+              <w:keepNext/>
+            </w:pPr>
           </w:p>
         </w:tc>
         <w:tc>
@@ -1255,17 +1339,18 @@
                 <w:szCs w:val="19"/>
               </w:rPr>
               <w:t xml:space="preserve"> </w:t>
+            </w:r>
+            <w:r>
+              <w:rPr>
+                <w:sz w:val="19"/>
+                <w:szCs w:val="19"/>
+              </w:rPr>
+              <w:t>Is a 1201.113 kg car with a 3.261 L, 6-cylinder engine that did 21 MPG</w:t>
             </w:r>
           </w:p>
         </w:tc>
       </w:tr>
       <w:tr>
-        <w:tblPrEx>
-          <w:tblCellMar>
-            <w:top w:w="0" w:type="dxa"/>
-            <w:bottom w:w="0" w:type="dxa"/>
-          </w:tblCellMar>
-        </w:tblPrEx>
         <w:trPr>
           <w:cantSplit/>
           <w:trHeight w:val="700"/>
@@ -1288,6 +1373,127 @@
             </w:tcMar>
           </w:tcPr>
           <w:p>
+            <w:pPr>
+              <w:shd w:val="clear" w:color="auto" w:fill="FFFFFF"/>
+              <w:spacing w:line="285" w:lineRule="atLeast"/>
+              <w:rPr>
+                <w:rFonts w:ascii="Consolas" w:eastAsia="Times New Roman" w:hAnsi="Consolas" w:cs="Times New Roman"/>
+                <w:color w:val="000000"/>
+                <w:sz w:val="21"/>
+                <w:szCs w:val="21"/>
+              </w:rPr>
+            </w:pPr>
+            <w:r>
+              <w:rPr>
+                <w:rFonts w:ascii="Consolas" w:eastAsia="Times New Roman" w:hAnsi="Consolas" w:cs="Times New Roman"/>
+                <w:color w:val="000000"/>
+                <w:sz w:val="21"/>
+                <w:szCs w:val="21"/>
+              </w:rPr>
+              <w:t>[</w:t>
+            </w:r>
+            <w:r>
+              <w:rPr>
+                <w:rFonts w:ascii="Consolas" w:eastAsia="Times New Roman" w:hAnsi="Consolas" w:cs="Times New Roman"/>
+                <w:color w:val="098658"/>
+                <w:sz w:val="21"/>
+                <w:szCs w:val="21"/>
+              </w:rPr>
+              <w:t>1691.9</w:t>
+            </w:r>
+            <w:r>
+              <w:rPr>
+                <w:rFonts w:ascii="Consolas" w:eastAsia="Times New Roman" w:hAnsi="Consolas" w:cs="Times New Roman"/>
+                <w:color w:val="000000"/>
+                <w:sz w:val="21"/>
+                <w:szCs w:val="21"/>
+              </w:rPr>
+              <w:t xml:space="preserve">, </w:t>
+            </w:r>
+            <w:r>
+              <w:rPr>
+                <w:rFonts w:ascii="Consolas" w:eastAsia="Times New Roman" w:hAnsi="Consolas" w:cs="Times New Roman"/>
+                <w:color w:val="098658"/>
+                <w:sz w:val="21"/>
+                <w:szCs w:val="21"/>
+              </w:rPr>
+              <w:t>4.2279</w:t>
+            </w:r>
+            <w:r>
+              <w:rPr>
+                <w:rFonts w:ascii="Consolas" w:eastAsia="Times New Roman" w:hAnsi="Consolas" w:cs="Times New Roman"/>
+                <w:color w:val="000000"/>
+                <w:sz w:val="21"/>
+                <w:szCs w:val="21"/>
+              </w:rPr>
+              <w:t xml:space="preserve">, </w:t>
+            </w:r>
+            <w:r>
+              <w:rPr>
+                <w:rFonts w:ascii="Consolas" w:eastAsia="Times New Roman" w:hAnsi="Consolas" w:cs="Times New Roman"/>
+                <w:color w:val="098658"/>
+                <w:sz w:val="21"/>
+                <w:szCs w:val="21"/>
+              </w:rPr>
+              <w:t>6</w:t>
+            </w:r>
+            <w:r>
+              <w:rPr>
+                <w:rFonts w:ascii="Consolas" w:eastAsia="Times New Roman" w:hAnsi="Consolas" w:cs="Times New Roman"/>
+                <w:color w:val="000000"/>
+                <w:sz w:val="21"/>
+                <w:szCs w:val="21"/>
+              </w:rPr>
+              <w:t xml:space="preserve">, </w:t>
+            </w:r>
+            <w:r>
+              <w:rPr>
+                <w:rFonts w:ascii="Consolas" w:eastAsia="Times New Roman" w:hAnsi="Consolas" w:cs="Times New Roman"/>
+                <w:color w:val="098658"/>
+                <w:sz w:val="21"/>
+                <w:szCs w:val="21"/>
+              </w:rPr>
+              <w:t>15.0</w:t>
+            </w:r>
+            <w:r>
+              <w:rPr>
+                <w:rFonts w:ascii="Consolas" w:eastAsia="Times New Roman" w:hAnsi="Consolas" w:cs="Times New Roman"/>
+                <w:color w:val="000000"/>
+                <w:sz w:val="21"/>
+                <w:szCs w:val="21"/>
+              </w:rPr>
+              <w:t>],  </w:t>
+            </w:r>
+            <w:r>
+              <w:rPr>
+                <w:rFonts w:ascii="Consolas" w:eastAsia="Times New Roman" w:hAnsi="Consolas" w:cs="Times New Roman"/>
+                <w:color w:val="008000"/>
+                <w:sz w:val="21"/>
+                <w:szCs w:val="21"/>
+              </w:rPr>
+              <w:t># UCI_163</w:t>
+            </w:r>
+          </w:p>
+          <w:p/>
+        </w:tc>
+        <w:tc>
+          <w:tcPr>
+            <w:tcW w:w="5783" w:type="dxa"/>
+            <w:tcBorders>
+              <w:top w:val="single" w:sz="4" w:space="0" w:color="C9D3DB"/>
+              <w:left w:val="single" w:sz="4" w:space="0" w:color="C9D3DB"/>
+              <w:bottom w:val="single" w:sz="4" w:space="0" w:color="C9D3DB"/>
+              <w:right w:val="single" w:sz="4" w:space="0" w:color="C9D3DB"/>
+            </w:tcBorders>
+            <w:shd w:val="clear" w:color="auto" w:fill="F1F6F5"/>
+            <w:tcMar>
+              <w:top w:w="80" w:type="dxa"/>
+              <w:left w:w="110" w:type="dxa"/>
+              <w:bottom w:w="80" w:type="dxa"/>
+              <w:right w:w="110" w:type="dxa"/>
+            </w:tcMar>
+          </w:tcPr>
+          <w:p>
             <w:r>
               <w:rPr>
                 <w:sz w:val="19"/>
@@ -1295,32 +1501,12 @@
               </w:rPr>
               <w:t xml:space="preserve"> </w:t>
             </w:r>
-          </w:p>
-        </w:tc>
-        <w:tc>
-          <w:tcPr>
-            <w:tcW w:w="5783" w:type="dxa"/>
-            <w:tcBorders>
-              <w:top w:val="single" w:sz="4" w:space="0" w:color="C9D3DB"/>
-              <w:left w:val="single" w:sz="4" w:space="0" w:color="C9D3DB"/>
-              <w:bottom w:val="single" w:sz="4" w:space="0" w:color="C9D3DB"/>
-              <w:right w:val="single" w:sz="4" w:space="0" w:color="C9D3DB"/>
-            </w:tcBorders>
-            <w:shd w:val="clear" w:color="auto" w:fill="F1F6F5"/>
-            <w:tcMar>
-              <w:top w:w="80" w:type="dxa"/>
-              <w:left w:w="110" w:type="dxa"/>
-              <w:bottom w:w="80" w:type="dxa"/>
-              <w:right w:w="110" w:type="dxa"/>
-            </w:tcMar>
-          </w:tcPr>
-          <w:p>
-            <w:r>
-              <w:rPr>
-                <w:sz w:val="19"/>
-                <w:szCs w:val="19"/>
-              </w:rPr>
-              <w:t xml:space="preserve"> </w:t>
+            <w:r>
+              <w:rPr>
+                <w:sz w:val="19"/>
+                <w:szCs w:val="19"/>
+              </w:rPr>
+              <w:t>Is a 1691.9 kg car, 4.2279 L, 6 – cylinder engine that did 15 MPG</w:t>
             </w:r>
           </w:p>
         </w:tc>
@@ -1372,12 +1558,6 @@
         <w:gridCol w:w="9638"/>
       </w:tblGrid>
       <w:tr>
-        <w:tblPrEx>
-          <w:tblCellMar>
-            <w:top w:w="0" w:type="dxa"/>
-            <w:bottom w:w="0" w:type="dxa"/>
-          </w:tblCellMar>
-        </w:tblPrEx>
         <w:trPr>
           <w:cantSplit/>
           <w:trHeight w:val="1500"/>
@@ -1400,12 +1580,57 @@
             </w:tcMar>
           </w:tcPr>
           <w:p>
-            <w:r>
-              <w:rPr>
-                <w:sz w:val="19"/>
-                <w:szCs w:val="19"/>
-              </w:rPr>
-              <w:t xml:space="preserve"> </w:t>
+            <w:pPr>
+              <w:rPr>
+                <w:rFonts w:ascii="Segoe UI" w:hAnsi="Segoe UI" w:cs="Segoe UI"/>
+                <w:color w:val="616161"/>
+                <w:sz w:val="21"/>
+                <w:szCs w:val="21"/>
+                <w:shd w:val="clear" w:color="auto" w:fill="FFFFFF"/>
+              </w:rPr>
+            </w:pPr>
+            <w:r>
+              <w:rPr>
+                <w:rFonts w:ascii="Segoe UI" w:hAnsi="Segoe UI" w:cs="Segoe UI"/>
+                <w:color w:val="616161"/>
+                <w:sz w:val="21"/>
+                <w:szCs w:val="21"/>
+                <w:shd w:val="clear" w:color="auto" w:fill="FFFFFF"/>
+              </w:rPr>
+              <w:t xml:space="preserve">In the scatter plot, I see an inverse relationship between mass of the car and the MPG, when the mass of the car is heavier the MPG has a lower value and when the car’s mass is lighter the mpg higher. </w:t>
+            </w:r>
+          </w:p>
+          <w:p>
+            <w:pPr>
+              <w:rPr>
+                <w:rFonts w:ascii="Segoe UI" w:hAnsi="Segoe UI" w:cs="Segoe UI"/>
+                <w:color w:val="616161"/>
+                <w:sz w:val="21"/>
+                <w:szCs w:val="21"/>
+                <w:shd w:val="clear" w:color="auto" w:fill="FFFFFF"/>
+              </w:rPr>
+            </w:pPr>
+          </w:p>
+          <w:p>
+            <w:r>
+              <w:rPr>
+                <w:rFonts w:ascii="Segoe UI" w:hAnsi="Segoe UI" w:cs="Segoe UI"/>
+                <w:color w:val="616161"/>
+                <w:sz w:val="21"/>
+                <w:szCs w:val="21"/>
+                <w:shd w:val="clear" w:color="auto" w:fill="FFFFFF"/>
+              </w:rPr>
+              <w:t xml:space="preserve">The reason this pattern can’t predict well is, only the mass of the car is not enough to predict the MPG value, there are other factors like; </w:t>
+            </w:r>
+            <w:r>
+              <w:rPr>
+                <w:rFonts w:ascii="Segoe UI" w:hAnsi="Segoe UI" w:cs="Segoe UI"/>
+                <w:color w:val="616161"/>
+                <w:sz w:val="21"/>
+                <w:szCs w:val="21"/>
+                <w:shd w:val="clear" w:color="auto" w:fill="FFFFFF"/>
+              </w:rPr>
+              <w:t>engine size, number of cylinders and may be driving conditions etc…</w:t>
             </w:r>
           </w:p>
         </w:tc>
@@ -1456,12 +1681,6 @@
         <w:gridCol w:w="9638"/>
       </w:tblGrid>
       <w:tr>
-        <w:tblPrEx>
-          <w:tblCellMar>
-            <w:top w:w="0" w:type="dxa"/>
-            <w:bottom w:w="0" w:type="dxa"/>
-          </w:tblCellMar>
-        </w:tblPrEx>
         <w:trPr>
           <w:cantSplit/>
           <w:trHeight w:val="900"/>
@@ -1484,14 +1703,22 @@
             </w:tcMar>
           </w:tcPr>
           <w:p>
-            <w:r>
-              <w:rPr>
-                <w:sz w:val="19"/>
-                <w:szCs w:val="19"/>
-              </w:rPr>
-              <w:t xml:space="preserve"> </w:t>
-            </w:r>
-          </w:p>
+            <w:pPr>
+              <w:pStyle w:val="NormalWeb"/>
+            </w:pPr>
+            <w:r>
+              <w:t>Driving conditions.</w:t>
+            </w:r>
+          </w:p>
+          <w:p>
+            <w:pPr>
+              <w:pStyle w:val="NormalWeb"/>
+            </w:pPr>
+            <w:r>
+              <w:t xml:space="preserve">       I in my guess, cars driven in steep road will generally have lower MPG than similar cars driven at steady highway speeds.</w:t>
+            </w:r>
+          </w:p>
+          <w:p/>
         </w:tc>
       </w:tr>
     </w:tbl>
@@ -1541,12 +1768,6 @@
         <w:gridCol w:w="6747"/>
       </w:tblGrid>
       <w:tr>
-        <w:tblPrEx>
-          <w:tblCellMar>
-            <w:top w:w="0" w:type="dxa"/>
-            <w:bottom w:w="0" w:type="dxa"/>
-          </w:tblCellMar>
-        </w:tblPrEx>
         <w:trPr>
           <w:cantSplit/>
           <w:tblHeader/>
@@ -1619,12 +1840,6 @@
         </w:tc>
       </w:tr>
       <w:tr>
-        <w:tblPrEx>
-          <w:tblCellMar>
-            <w:top w:w="0" w:type="dxa"/>
-            <w:bottom w:w="0" w:type="dxa"/>
-          </w:tblCellMar>
-        </w:tblPrEx>
         <w:trPr>
           <w:cantSplit/>
           <w:trHeight w:val="520"/>
@@ -1686,18 +1901,12 @@
                 <w:sz w:val="19"/>
                 <w:szCs w:val="19"/>
               </w:rPr>
-              <w:t xml:space="preserve"> </w:t>
+              <w:t xml:space="preserve"> It is the data the model actually learns and adjust the prediction parameters for a better MPG.</w:t>
             </w:r>
           </w:p>
         </w:tc>
       </w:tr>
       <w:tr>
-        <w:tblPrEx>
-          <w:tblCellMar>
-            <w:top w:w="0" w:type="dxa"/>
-            <w:bottom w:w="0" w:type="dxa"/>
-          </w:tblCellMar>
-        </w:tblPrEx>
         <w:trPr>
           <w:cantSplit/>
           <w:trHeight w:val="520"/>
@@ -1761,16 +1970,13 @@
               </w:rPr>
               <w:t xml:space="preserve"> </w:t>
             </w:r>
+            <w:r>
+              <w:t>We use this data to compare different models and choose the best model.</w:t>
+            </w:r>
           </w:p>
         </w:tc>
       </w:tr>
       <w:tr>
-        <w:tblPrEx>
-          <w:tblCellMar>
-            <w:top w:w="0" w:type="dxa"/>
-            <w:bottom w:w="0" w:type="dxa"/>
-          </w:tblCellMar>
-        </w:tblPrEx>
         <w:trPr>
           <w:cantSplit/>
           <w:trHeight w:val="520"/>
@@ -1826,7 +2032,14 @@
                 <w:sz w:val="19"/>
                 <w:szCs w:val="19"/>
               </w:rPr>
-              <w:t xml:space="preserve"> </w:t>
+              <w:t xml:space="preserve"> It is the data we use to evaluate ho</w:t>
+            </w:r>
+            <w:r>
+              <w:rPr>
+                <w:sz w:val="19"/>
+                <w:szCs w:val="19"/>
+              </w:rPr>
+              <w:t>w well our model predicts in a different data it has not trained on.</w:t>
             </w:r>
           </w:p>
         </w:tc>
@@ -1877,12 +2090,6 @@
         <w:gridCol w:w="9638"/>
       </w:tblGrid>
       <w:tr>
-        <w:tblPrEx>
-          <w:tblCellMar>
-            <w:top w:w="0" w:type="dxa"/>
-            <w:bottom w:w="0" w:type="dxa"/>
-          </w:tblCellMar>
-        </w:tblPrEx>
         <w:trPr>
           <w:cantSplit/>
           <w:trHeight w:val="1100"/>
@@ -1905,6 +2112,9 @@
             </w:tcMar>
           </w:tcPr>
           <w:p>
+            <w:pPr>
+              <w:pStyle w:val="NormalWeb"/>
+            </w:pPr>
             <w:r>
               <w:rPr>
                 <w:sz w:val="19"/>
@@ -1912,7 +2122,11 @@
               </w:rPr>
               <w:t xml:space="preserve"> </w:t>
             </w:r>
-          </w:p>
+            <w:r>
+              <w:t>We scale the input features to keep their values within more comparable ranges, which helps the model train more effectively. Without scaling, the model will see the mass of the car as the most important value over the engine size because of the larger number it have and vice versa.</w:t>
+            </w:r>
+          </w:p>
+          <w:p/>
         </w:tc>
       </w:tr>
     </w:tbl>
@@ -2000,12 +2214,6 @@
         <w:gridCol w:w="9638"/>
       </w:tblGrid>
       <w:tr>
-        <w:tblPrEx>
-          <w:tblCellMar>
-            <w:top w:w="0" w:type="dxa"/>
-            <w:bottom w:w="0" w:type="dxa"/>
-          </w:tblCellMar>
-        </w:tblPrEx>
         <w:trPr>
           <w:cantSplit/>
           <w:trHeight w:val="1300"/>
@@ -2028,7 +2236,7 @@
             </w:tcMar>
           </w:tcPr>
           <w:p>
-            <w:r>
+            <w:pPr>
               <w:rPr>
                 <w:i/>
                 <w:iCs/>
@@ -2036,7 +2244,70 @@
                 <w:sz w:val="19"/>
                 <w:szCs w:val="19"/>
               </w:rPr>
-              <w:t>prediction = bias + w1 × x1 + w2 × x2 + w3 × x3 = …</w:t>
+            </w:pPr>
+            <w:r>
+              <w:rPr>
+                <w:b/>
+                <w:iCs/>
+                <w:color w:val="5B6773"/>
+                <w:sz w:val="19"/>
+                <w:szCs w:val="19"/>
+              </w:rPr>
+              <w:t xml:space="preserve">prediction </w:t>
+            </w:r>
+            <w:r>
+              <w:rPr>
+                <w:i/>
+                <w:iCs/>
+                <w:color w:val="5B6773"/>
+                <w:sz w:val="19"/>
+                <w:szCs w:val="19"/>
+              </w:rPr>
+              <w:t xml:space="preserve">= 50 - 10 × 1 - 2 × 0.5 - 4 × 0.5 = </w:t>
+            </w:r>
+            <w:r>
+              <w:rPr>
+                <w:b/>
+                <w:iCs/>
+                <w:color w:val="5B6773"/>
+                <w:sz w:val="19"/>
+                <w:szCs w:val="19"/>
+              </w:rPr>
+              <w:t>37 MPG</w:t>
+            </w:r>
+          </w:p>
+          <w:p>
+            <w:r>
+              <w:rPr>
+                <w:i/>
+                <w:iCs/>
+                <w:color w:val="5B6773"/>
+                <w:sz w:val="19"/>
+                <w:szCs w:val="19"/>
+              </w:rPr>
+              <w:t xml:space="preserve">therefore the predicted efficiency is </w:t>
+            </w:r>
+            <w:r>
+              <w:rPr>
+                <w:b/>
+                <w:i/>
+                <w:iCs/>
+                <w:color w:val="5B6773"/>
+                <w:sz w:val="19"/>
+                <w:szCs w:val="19"/>
+              </w:rPr>
+              <w:t xml:space="preserve">37 </w:t>
+            </w:r>
+            <w:r>
+              <w:rPr>
+                <w:b/>
+                <w:i/>
+                <w:iCs/>
+                <w:color w:val="5B6773"/>
+                <w:sz w:val="19"/>
+                <w:szCs w:val="19"/>
+              </w:rPr>
+              <w:t>miles per gallon</w:t>
             </w:r>
           </w:p>
         </w:tc>
@@ -2089,12 +2360,6 @@
         <w:gridCol w:w="6265"/>
       </w:tblGrid>
       <w:tr>
-        <w:tblPrEx>
-          <w:tblCellMar>
-            <w:top w:w="0" w:type="dxa"/>
-            <w:bottom w:w="0" w:type="dxa"/>
-          </w:tblCellMar>
-        </w:tblPrEx>
         <w:trPr>
           <w:cantSplit/>
           <w:trHeight w:val="900"/>
@@ -2149,25 +2414,20 @@
           </w:tcPr>
           <w:p>
             <w:pPr>
-              <w:keepNext/>
-            </w:pPr>
-            <w:r>
-              <w:rPr>
-                <w:sz w:val="19"/>
-                <w:szCs w:val="19"/>
-              </w:rPr>
-              <w:t xml:space="preserve"> </w:t>
-            </w:r>
+              <w:pStyle w:val="NormalWeb"/>
+            </w:pPr>
+            <w:r>
+              <w:t>22.672 MPG.</w:t>
+            </w:r>
+          </w:p>
+          <w:p>
+            <w:pPr>
+              <w:keepNext/>
+            </w:pPr>
           </w:p>
         </w:tc>
       </w:tr>
       <w:tr>
-        <w:tblPrEx>
-          <w:tblCellMar>
-            <w:top w:w="0" w:type="dxa"/>
-            <w:bottom w:w="0" w:type="dxa"/>
-          </w:tblCellMar>
-        </w:tblPrEx>
         <w:trPr>
           <w:cantSplit/>
           <w:trHeight w:val="900"/>
@@ -2218,14 +2478,22 @@
             </w:tcMar>
           </w:tcPr>
           <w:p>
-            <w:r>
-              <w:rPr>
-                <w:sz w:val="19"/>
-                <w:szCs w:val="19"/>
-              </w:rPr>
-              <w:t xml:space="preserve"> </w:t>
-            </w:r>
-          </w:p>
+            <w:pPr>
+              <w:pStyle w:val="NormalWeb"/>
+            </w:pPr>
+            <w:r>
+              <w:t>A model should beat the baseline because the baseline always predicts the training average and does not consider any car features.</w:t>
+            </w:r>
+          </w:p>
+          <w:p>
+            <w:pPr>
+              <w:pStyle w:val="NormalWeb"/>
+            </w:pPr>
+            <w:r>
+              <w:t>And the trained model should have a lower MAE or MSE value to predict a better target MPG.</w:t>
+            </w:r>
+          </w:p>
+          <w:p/>
         </w:tc>
       </w:tr>
     </w:tbl>
@@ -2314,12 +2582,6 @@
         <w:gridCol w:w="6265"/>
       </w:tblGrid>
       <w:tr>
-        <w:tblPrEx>
-          <w:tblCellMar>
-            <w:top w:w="0" w:type="dxa"/>
-            <w:bottom w:w="0" w:type="dxa"/>
-          </w:tblCellMar>
-        </w:tblPrEx>
         <w:trPr>
           <w:cantSplit/>
           <w:trHeight w:val="1200"/>
@@ -2375,24 +2637,32 @@
           <w:p>
             <w:pPr>
               <w:keepNext/>
-            </w:pPr>
-            <w:r>
-              <w:rPr>
+              <w:rPr>
+                <w:b/>
+              </w:rPr>
+            </w:pPr>
+            <w:r>
+              <w:rPr>
+                <w:b/>
                 <w:sz w:val="19"/>
                 <w:szCs w:val="19"/>
               </w:rPr>
               <w:t xml:space="preserve"> </w:t>
+            </w:r>
+            <w:r>
+              <w:rPr>
+                <w:b/>
+                <w:color w:val="000000"/>
+                <w:sz w:val="17"/>
+                <w:szCs w:val="17"/>
+                <w:shd w:val="clear" w:color="auto" w:fill="F1F6F5"/>
+              </w:rPr>
+              <w:t>Errors are 2−5 = −3 and 3−7 = −4. MSE = ((−3)² + (−4)²)/2 = (9+16)/2 = 12.5. MAE = (|−3| + |−4|)/2 = (3+4)/2 = 3.5.</w:t>
             </w:r>
           </w:p>
         </w:tc>
       </w:tr>
       <w:tr>
-        <w:tblPrEx>
-          <w:tblCellMar>
-            <w:top w:w="0" w:type="dxa"/>
-            <w:bottom w:w="0" w:type="dxa"/>
-          </w:tblCellMar>
-        </w:tblPrEx>
         <w:trPr>
           <w:cantSplit/>
           <w:trHeight w:val="1200"/>
@@ -2443,12 +2713,60 @@
             </w:tcMar>
           </w:tcPr>
           <w:p>
+            <w:pPr>
+              <w:rPr>
+                <w:sz w:val="19"/>
+                <w:szCs w:val="19"/>
+              </w:rPr>
+            </w:pPr>
             <w:r>
               <w:rPr>
                 <w:sz w:val="19"/>
                 <w:szCs w:val="19"/>
               </w:rPr>
               <w:t xml:space="preserve"> </w:t>
+            </w:r>
+            <w:r>
+              <w:rPr>
+                <w:sz w:val="19"/>
+                <w:szCs w:val="19"/>
+              </w:rPr>
+              <w:t>Because the –</w:t>
+            </w:r>
+            <w:proofErr w:type="spellStart"/>
+            <w:r>
+              <w:rPr>
+                <w:sz w:val="19"/>
+                <w:szCs w:val="19"/>
+              </w:rPr>
+              <w:t>ve</w:t>
+            </w:r>
+            <w:proofErr w:type="spellEnd"/>
+            <w:r>
+              <w:rPr>
+                <w:sz w:val="19"/>
+                <w:szCs w:val="19"/>
+              </w:rPr>
+              <w:t xml:space="preserve"> signs cancel with the positive difference and the error look smaller than the actual loss.</w:t>
+            </w:r>
+          </w:p>
+          <w:p>
+            <w:pPr>
+              <w:rPr>
+                <w:sz w:val="19"/>
+                <w:szCs w:val="19"/>
+              </w:rPr>
+            </w:pPr>
+          </w:p>
+          <w:p>
+            <w:r>
+              <w:rPr>
+                <w:color w:val="000000"/>
+                <w:sz w:val="17"/>
+                <w:szCs w:val="17"/>
+                <w:shd w:val="clear" w:color="auto" w:fill="F1F6F5"/>
+              </w:rPr>
+              <w:t>Absolute or squared errors measure the magnitude of mistakes without that cancellation.</w:t>
             </w:r>
           </w:p>
         </w:tc>
@@ -2553,12 +2871,6 @@
         <w:gridCol w:w="9638"/>
       </w:tblGrid>
       <w:tr>
-        <w:tblPrEx>
-          <w:tblCellMar>
-            <w:top w:w="0" w:type="dxa"/>
-            <w:bottom w:w="0" w:type="dxa"/>
-          </w:tblCellMar>
-        </w:tblPrEx>
         <w:trPr>
           <w:cantSplit/>
           <w:trHeight w:val="1600"/>
@@ -2581,12 +2893,113 @@
             </w:tcMar>
           </w:tcPr>
           <w:p>
+            <w:pPr>
+              <w:tabs>
+                <w:tab w:val="left" w:pos="3790"/>
+              </w:tabs>
+              <w:rPr>
+                <w:color w:val="000000"/>
+                <w:sz w:val="17"/>
+                <w:szCs w:val="17"/>
+                <w:shd w:val="clear" w:color="auto" w:fill="F1F6F5"/>
+              </w:rPr>
+            </w:pPr>
             <w:r>
               <w:rPr>
                 <w:sz w:val="19"/>
                 <w:szCs w:val="19"/>
               </w:rPr>
               <w:t xml:space="preserve"> </w:t>
+            </w:r>
+            <w:r>
+              <w:rPr>
+                <w:color w:val="000000"/>
+                <w:sz w:val="17"/>
+                <w:szCs w:val="17"/>
+                <w:shd w:val="clear" w:color="auto" w:fill="F1F6F5"/>
+              </w:rPr>
+              <w:t xml:space="preserve">1×1+1 = 2 and 1×2+1 = 3. Errors are 2−5 = −3 and 3−7 = −4. </w:t>
+            </w:r>
+          </w:p>
+          <w:p>
+            <w:pPr>
+              <w:tabs>
+                <w:tab w:val="left" w:pos="3790"/>
+              </w:tabs>
+              <w:rPr>
+                <w:color w:val="000000"/>
+                <w:sz w:val="17"/>
+                <w:szCs w:val="17"/>
+                <w:shd w:val="clear" w:color="auto" w:fill="F1F6F5"/>
+              </w:rPr>
+            </w:pPr>
+            <w:proofErr w:type="spellStart"/>
+            <w:proofErr w:type="gramStart"/>
+            <w:r>
+              <w:rPr>
+                <w:b/>
+                <w:i/>
+                <w:color w:val="000000"/>
+                <w:sz w:val="17"/>
+                <w:szCs w:val="17"/>
+                <w:shd w:val="clear" w:color="auto" w:fill="F1F6F5"/>
+              </w:rPr>
+              <w:t>dw</w:t>
+            </w:r>
+            <w:proofErr w:type="spellEnd"/>
+            <w:proofErr w:type="gramEnd"/>
+            <w:r>
+              <w:rPr>
+                <w:color w:val="000000"/>
+                <w:sz w:val="17"/>
+                <w:szCs w:val="17"/>
+                <w:shd w:val="clear" w:color="auto" w:fill="F1F6F5"/>
+              </w:rPr>
+              <w:t xml:space="preserve"> = [2(−3)(1) + 2(−4)(2)]/2 = (−6−16)/2 = −11.</w:t>
+            </w:r>
+          </w:p>
+          <w:p>
+            <w:pPr>
+              <w:tabs>
+                <w:tab w:val="left" w:pos="3790"/>
+              </w:tabs>
+              <w:rPr>
+                <w:color w:val="000000"/>
+                <w:sz w:val="17"/>
+                <w:szCs w:val="17"/>
+                <w:shd w:val="clear" w:color="auto" w:fill="F1F6F5"/>
+              </w:rPr>
+            </w:pPr>
+            <w:proofErr w:type="spellStart"/>
+            <w:proofErr w:type="gramStart"/>
+            <w:r>
+              <w:rPr>
+                <w:b/>
+                <w:i/>
+                <w:color w:val="000000"/>
+                <w:sz w:val="17"/>
+                <w:szCs w:val="17"/>
+                <w:shd w:val="clear" w:color="auto" w:fill="F1F6F5"/>
+              </w:rPr>
+              <w:t>db</w:t>
+            </w:r>
+            <w:proofErr w:type="spellEnd"/>
+            <w:proofErr w:type="gramEnd"/>
+            <w:r>
+              <w:rPr>
+                <w:color w:val="000000"/>
+                <w:sz w:val="17"/>
+                <w:szCs w:val="17"/>
+                <w:shd w:val="clear" w:color="auto" w:fill="F1F6F5"/>
+              </w:rPr>
+              <w:t xml:space="preserve"> = [2(−3)+2(−4)]/2 = (−6−8)/2 = −7.</w:t>
+            </w:r>
+            <w:r>
+              <w:rPr>
+                <w:sz w:val="19"/>
+                <w:szCs w:val="19"/>
+              </w:rPr>
+              <w:tab/>
             </w:r>
           </w:p>
         </w:tc>
@@ -2639,12 +3052,6 @@
         <w:gridCol w:w="2892"/>
       </w:tblGrid>
       <w:tr>
-        <w:tblPrEx>
-          <w:tblCellMar>
-            <w:top w:w="0" w:type="dxa"/>
-            <w:bottom w:w="0" w:type="dxa"/>
-          </w:tblCellMar>
-        </w:tblPrEx>
         <w:trPr>
           <w:cantSplit/>
           <w:tblHeader/>
@@ -2750,12 +3157,6 @@
         </w:tc>
       </w:tr>
       <w:tr>
-        <w:tblPrEx>
-          <w:tblCellMar>
-            <w:top w:w="0" w:type="dxa"/>
-            <w:bottom w:w="0" w:type="dxa"/>
-          </w:tblCellMar>
-        </w:tblPrEx>
         <w:trPr>
           <w:cantSplit/>
           <w:trHeight w:val="420"/>
@@ -2848,16 +3249,17 @@
               </w:rPr>
               <w:t xml:space="preserve"> </w:t>
             </w:r>
+            <w:r>
+              <w:rPr>
+                <w:sz w:val="19"/>
+                <w:szCs w:val="19"/>
+              </w:rPr>
+              <w:t>2.1</w:t>
+            </w:r>
           </w:p>
         </w:tc>
       </w:tr>
       <w:tr>
-        <w:tblPrEx>
-          <w:tblCellMar>
-            <w:top w:w="0" w:type="dxa"/>
-            <w:bottom w:w="0" w:type="dxa"/>
-          </w:tblCellMar>
-        </w:tblPrEx>
         <w:trPr>
           <w:cantSplit/>
           <w:trHeight w:val="420"/>
@@ -2950,16 +3352,17 @@
               </w:rPr>
               <w:t xml:space="preserve"> </w:t>
             </w:r>
+            <w:r>
+              <w:rPr>
+                <w:sz w:val="19"/>
+                <w:szCs w:val="19"/>
+              </w:rPr>
+              <w:t>1.7</w:t>
+            </w:r>
           </w:p>
         </w:tc>
       </w:tr>
       <w:tr>
-        <w:tblPrEx>
-          <w:tblCellMar>
-            <w:top w:w="0" w:type="dxa"/>
-            <w:bottom w:w="0" w:type="dxa"/>
-          </w:tblCellMar>
-        </w:tblPrEx>
         <w:trPr>
           <w:cantSplit/>
           <w:trHeight w:val="420"/>
@@ -3052,16 +3455,17 @@
               </w:rPr>
               <w:t xml:space="preserve"> </w:t>
             </w:r>
+            <w:r>
+              <w:rPr>
+                <w:sz w:val="19"/>
+                <w:szCs w:val="19"/>
+              </w:rPr>
+              <w:t>3.8 and 5.9</w:t>
+            </w:r>
           </w:p>
         </w:tc>
       </w:tr>
       <w:tr>
-        <w:tblPrEx>
-          <w:tblCellMar>
-            <w:top w:w="0" w:type="dxa"/>
-            <w:bottom w:w="0" w:type="dxa"/>
-          </w:tblCellMar>
-        </w:tblPrEx>
         <w:trPr>
           <w:cantSplit/>
           <w:trHeight w:val="420"/>
@@ -3144,6 +3548,13 @@
                 <w:szCs w:val="19"/>
               </w:rPr>
               <w:t xml:space="preserve"> </w:t>
+            </w:r>
+            <w:r>
+              <w:rPr>
+                <w:sz w:val="19"/>
+                <w:szCs w:val="19"/>
+              </w:rPr>
+              <w:t>1.325</w:t>
             </w:r>
           </w:p>
         </w:tc>
@@ -3177,12 +3588,6 @@
         <w:gridCol w:w="6265"/>
       </w:tblGrid>
       <w:tr>
-        <w:tblPrEx>
-          <w:tblCellMar>
-            <w:top w:w="0" w:type="dxa"/>
-            <w:bottom w:w="0" w:type="dxa"/>
-          </w:tblCellMar>
-        </w:tblPrEx>
         <w:trPr>
           <w:cantSplit/>
           <w:trHeight w:val="900"/>
@@ -3211,6 +3616,7 @@
                 <w:sz w:val="19"/>
                 <w:szCs w:val="19"/>
               </w:rPr>
+              <w:lastRenderedPageBreak/>
               <w:t>Why does subtracting a negative gradient make the weight bigger?</w:t>
             </w:r>
           </w:p>
@@ -3239,6 +3645,15 @@
                 <w:szCs w:val="19"/>
               </w:rPr>
               <w:t xml:space="preserve"> </w:t>
+            </w:r>
+            <w:r>
+              <w:rPr>
+                <w:color w:val="000000"/>
+                <w:sz w:val="17"/>
+                <w:szCs w:val="17"/>
+                <w:shd w:val="clear" w:color="auto" w:fill="F1F6F5"/>
+              </w:rPr>
+              <w:t>The update is old value − learning rate × gradient. If the gradient is negative, subtracting it adds a positive amount, so the weight increases.</w:t>
             </w:r>
           </w:p>
         </w:tc>
@@ -3250,7 +3665,6 @@
         <w:keepNext/>
       </w:pPr>
       <w:r>
-        <w:lastRenderedPageBreak/>
         <w:t xml:space="preserve">Part D </w:t>
       </w:r>
       <w:r>
@@ -3332,12 +3746,6 @@
         <w:gridCol w:w="2408"/>
       </w:tblGrid>
       <w:tr>
-        <w:tblPrEx>
-          <w:tblCellMar>
-            <w:top w:w="0" w:type="dxa"/>
-            <w:bottom w:w="0" w:type="dxa"/>
-          </w:tblCellMar>
-        </w:tblPrEx>
         <w:trPr>
           <w:cantSplit/>
           <w:tblHeader/>
@@ -3476,12 +3884,6 @@
         </w:tc>
       </w:tr>
       <w:tr>
-        <w:tblPrEx>
-          <w:tblCellMar>
-            <w:top w:w="0" w:type="dxa"/>
-            <w:bottom w:w="0" w:type="dxa"/>
-          </w:tblCellMar>
-        </w:tblPrEx>
         <w:trPr>
           <w:cantSplit/>
           <w:trHeight w:val="480"/>
@@ -3511,6 +3913,15 @@
               </w:rPr>
               <w:t xml:space="preserve"> </w:t>
             </w:r>
+            <w:r>
+              <w:rPr>
+                <w:color w:val="000000"/>
+                <w:sz w:val="17"/>
+                <w:szCs w:val="17"/>
+                <w:shd w:val="clear" w:color="auto" w:fill="F1F6F5"/>
+              </w:rPr>
+              <w:t>60.1763</w:t>
+            </w:r>
           </w:p>
         </w:tc>
         <w:tc>
@@ -3538,6 +3949,13 @@
               </w:rPr>
               <w:t xml:space="preserve"> </w:t>
             </w:r>
+            <w:r>
+              <w:rPr>
+                <w:sz w:val="19"/>
+                <w:szCs w:val="19"/>
+              </w:rPr>
+              <w:t>17.4876</w:t>
+            </w:r>
           </w:p>
         </w:tc>
         <w:tc>
@@ -3565,6 +3983,13 @@
               </w:rPr>
               <w:t xml:space="preserve"> </w:t>
             </w:r>
+            <w:r>
+              <w:rPr>
+                <w:sz w:val="19"/>
+                <w:szCs w:val="19"/>
+              </w:rPr>
+              <w:t>-17.2271</w:t>
+            </w:r>
           </w:p>
         </w:tc>
         <w:tc>
@@ -3591,6 +4016,13 @@
                 <w:szCs w:val="19"/>
               </w:rPr>
               <w:t xml:space="preserve"> </w:t>
+            </w:r>
+            <w:r>
+              <w:rPr>
+                <w:sz w:val="19"/>
+                <w:szCs w:val="19"/>
+              </w:rPr>
+              <w:t>46.7871</w:t>
             </w:r>
           </w:p>
         </w:tc>
@@ -3642,12 +4074,6 @@
         <w:gridCol w:w="5783"/>
       </w:tblGrid>
       <w:tr>
-        <w:tblPrEx>
-          <w:tblCellMar>
-            <w:top w:w="0" w:type="dxa"/>
-            <w:bottom w:w="0" w:type="dxa"/>
-          </w:tblCellMar>
-        </w:tblPrEx>
         <w:trPr>
           <w:cantSplit/>
           <w:trHeight w:val="1000"/>
@@ -3711,16 +4137,19 @@
               </w:rPr>
               <w:t xml:space="preserve"> </w:t>
             </w:r>
+            <w:r>
+              <w:rPr>
+                <w:color w:val="000000"/>
+                <w:sz w:val="17"/>
+                <w:szCs w:val="17"/>
+                <w:shd w:val="clear" w:color="auto" w:fill="F1F6F5"/>
+              </w:rPr>
+              <w:t>For every extra 1,000 kg, Model A predicts about 17.2 MPG less.</w:t>
+            </w:r>
           </w:p>
         </w:tc>
       </w:tr>
       <w:tr>
-        <w:tblPrEx>
-          <w:tblCellMar>
-            <w:top w:w="0" w:type="dxa"/>
-            <w:bottom w:w="0" w:type="dxa"/>
-          </w:tblCellMar>
-        </w:tblPrEx>
         <w:trPr>
           <w:cantSplit/>
           <w:trHeight w:val="1000"/>
@@ -3777,6 +4206,15 @@
                 <w:szCs w:val="19"/>
               </w:rPr>
               <w:t xml:space="preserve"> </w:t>
+            </w:r>
+            <w:r>
+              <w:rPr>
+                <w:color w:val="000000"/>
+                <w:sz w:val="17"/>
+                <w:szCs w:val="17"/>
+                <w:shd w:val="clear" w:color="auto" w:fill="F1F6F5"/>
+              </w:rPr>
+              <w:t>Training loss measures how well the model fits the training cars. It may not generalize to new cars, so validation and a separate test set are needed to evaluate performance on unseen data.</w:t>
             </w:r>
           </w:p>
         </w:tc>
@@ -3829,12 +4267,6 @@
         <w:gridCol w:w="2698"/>
       </w:tblGrid>
       <w:tr>
-        <w:tblPrEx>
-          <w:tblCellMar>
-            <w:top w:w="0" w:type="dxa"/>
-            <w:bottom w:w="0" w:type="dxa"/>
-          </w:tblCellMar>
-        </w:tblPrEx>
         <w:trPr>
           <w:cantSplit/>
           <w:tblHeader/>
@@ -3940,12 +4372,6 @@
         </w:tc>
       </w:tr>
       <w:tr>
-        <w:tblPrEx>
-          <w:tblCellMar>
-            <w:top w:w="0" w:type="dxa"/>
-            <w:bottom w:w="0" w:type="dxa"/>
-          </w:tblCellMar>
-        </w:tblPrEx>
         <w:trPr>
           <w:cantSplit/>
           <w:trHeight w:val="420"/>
@@ -4009,6 +4435,13 @@
               </w:rPr>
               <w:t xml:space="preserve"> </w:t>
             </w:r>
+            <w:r>
+              <w:rPr>
+                <w:sz w:val="19"/>
+                <w:szCs w:val="19"/>
+              </w:rPr>
+              <w:t>6.44</w:t>
+            </w:r>
           </w:p>
         </w:tc>
         <w:tc>
@@ -4038,17 +4471,18 @@
                 <w:szCs w:val="19"/>
               </w:rPr>
               <w:t xml:space="preserve"> </w:t>
+            </w:r>
+            <w:r>
+              <w:rPr>
+                <w:sz w:val="19"/>
+                <w:szCs w:val="19"/>
+              </w:rPr>
+              <w:t>7.028</w:t>
             </w:r>
           </w:p>
         </w:tc>
       </w:tr>
       <w:tr>
-        <w:tblPrEx>
-          <w:tblCellMar>
-            <w:top w:w="0" w:type="dxa"/>
-            <w:bottom w:w="0" w:type="dxa"/>
-          </w:tblCellMar>
-        </w:tblPrEx>
         <w:trPr>
           <w:cantSplit/>
           <w:trHeight w:val="420"/>
@@ -4112,6 +4546,13 @@
               </w:rPr>
               <w:t xml:space="preserve"> </w:t>
             </w:r>
+            <w:r>
+              <w:rPr>
+                <w:sz w:val="19"/>
+                <w:szCs w:val="19"/>
+              </w:rPr>
+              <w:t>3.101</w:t>
+            </w:r>
           </w:p>
         </w:tc>
         <w:tc>
@@ -4141,17 +4582,18 @@
                 <w:szCs w:val="19"/>
               </w:rPr>
               <w:t xml:space="preserve"> </w:t>
+            </w:r>
+            <w:r>
+              <w:rPr>
+                <w:sz w:val="19"/>
+                <w:szCs w:val="19"/>
+              </w:rPr>
+              <w:t>3.569</w:t>
             </w:r>
           </w:p>
         </w:tc>
       </w:tr>
       <w:tr>
-        <w:tblPrEx>
-          <w:tblCellMar>
-            <w:top w:w="0" w:type="dxa"/>
-            <w:bottom w:w="0" w:type="dxa"/>
-          </w:tblCellMar>
-        </w:tblPrEx>
         <w:trPr>
           <w:cantSplit/>
           <w:trHeight w:val="420"/>
@@ -4215,6 +4657,13 @@
               </w:rPr>
               <w:t xml:space="preserve"> </w:t>
             </w:r>
+            <w:r>
+              <w:rPr>
+                <w:sz w:val="19"/>
+                <w:szCs w:val="19"/>
+              </w:rPr>
+              <w:t>3.068</w:t>
+            </w:r>
           </w:p>
         </w:tc>
         <w:tc>
@@ -4244,17 +4693,18 @@
                 <w:szCs w:val="19"/>
               </w:rPr>
               <w:t xml:space="preserve"> </w:t>
+            </w:r>
+            <w:r>
+              <w:rPr>
+                <w:sz w:val="19"/>
+                <w:szCs w:val="19"/>
+              </w:rPr>
+              <w:t>3.676</w:t>
             </w:r>
           </w:p>
         </w:tc>
       </w:tr>
       <w:tr>
-        <w:tblPrEx>
-          <w:tblCellMar>
-            <w:top w:w="0" w:type="dxa"/>
-            <w:bottom w:w="0" w:type="dxa"/>
-          </w:tblCellMar>
-        </w:tblPrEx>
         <w:trPr>
           <w:cantSplit/>
           <w:trHeight w:val="420"/>
@@ -4312,6 +4762,13 @@
               </w:rPr>
               <w:t xml:space="preserve"> </w:t>
             </w:r>
+            <w:r>
+              <w:rPr>
+                <w:sz w:val="19"/>
+                <w:szCs w:val="19"/>
+              </w:rPr>
+              <w:t>3.126</w:t>
+            </w:r>
           </w:p>
         </w:tc>
         <w:tc>
@@ -4338,6 +4795,13 @@
                 <w:szCs w:val="19"/>
               </w:rPr>
               <w:t xml:space="preserve"> </w:t>
+            </w:r>
+            <w:r>
+              <w:rPr>
+                <w:sz w:val="19"/>
+                <w:szCs w:val="19"/>
+              </w:rPr>
+              <w:t>3.736</w:t>
             </w:r>
           </w:p>
         </w:tc>
@@ -4389,12 +4853,6 @@
         <w:gridCol w:w="5783"/>
       </w:tblGrid>
       <w:tr>
-        <w:tblPrEx>
-          <w:tblCellMar>
-            <w:top w:w="0" w:type="dxa"/>
-            <w:bottom w:w="0" w:type="dxa"/>
-          </w:tblCellMar>
-        </w:tblPrEx>
         <w:trPr>
           <w:cantSplit/>
           <w:trHeight w:val="1100"/>
@@ -4426,47 +4884,7 @@
                 <w:sz w:val="19"/>
                 <w:szCs w:val="19"/>
               </w:rPr>
-              <w:t xml:space="preserve">(a) A vs B: did adding engine size and cylinders help </w:t>
-            </w:r>
-            <w:proofErr w:type="gramStart"/>
-            <w:r>
-              <w:rPr>
-                <w:b/>
-                <w:bCs/>
-                <w:sz w:val="19"/>
-                <w:szCs w:val="19"/>
-              </w:rPr>
-              <w:t>on</w:t>
-            </w:r>
-            <w:proofErr w:type="gramEnd"/>
-            <w:r>
-              <w:rPr>
-                <w:b/>
-                <w:bCs/>
-                <w:sz w:val="19"/>
-                <w:szCs w:val="19"/>
-              </w:rPr>
-              <w:t xml:space="preserve"> validation? Was your </w:t>
-            </w:r>
-            <w:proofErr w:type="gramStart"/>
-            <w:r>
-              <w:rPr>
-                <w:b/>
-                <w:bCs/>
-                <w:sz w:val="19"/>
-                <w:szCs w:val="19"/>
-              </w:rPr>
-              <w:t>prediction</w:t>
-            </w:r>
-            <w:proofErr w:type="gramEnd"/>
-            <w:r>
-              <w:rPr>
-                <w:b/>
-                <w:bCs/>
-                <w:sz w:val="19"/>
-                <w:szCs w:val="19"/>
-              </w:rPr>
-              <w:t xml:space="preserve"> right?</w:t>
+              <w:t>(a) A vs B: did adding engine size and cylinders help on validation? Was your prediction right?</w:t>
             </w:r>
           </w:p>
         </w:tc>
@@ -4497,17 +4915,20 @@
                 <w:szCs w:val="19"/>
               </w:rPr>
               <w:t xml:space="preserve"> </w:t>
+            </w:r>
+            <w:r>
+              <w:rPr>
+                <w:color w:val="000000"/>
+                <w:sz w:val="17"/>
+                <w:szCs w:val="17"/>
+                <w:shd w:val="clear" w:color="auto" w:fill="F1F6F5"/>
+              </w:rPr>
+              <w:t>Adding engine size and cylinders lowered training MAE slightly (3.101 to 3.068), but validation MAE increased (3.569 to 3.676), so the extra inputs did not help in this experiment.</w:t>
             </w:r>
           </w:p>
         </w:tc>
       </w:tr>
       <w:tr>
-        <w:tblPrEx>
-          <w:tblCellMar>
-            <w:top w:w="0" w:type="dxa"/>
-            <w:bottom w:w="0" w:type="dxa"/>
-          </w:tblCellMar>
-        </w:tblPrEx>
         <w:trPr>
           <w:cantSplit/>
           <w:trHeight w:val="1100"/>
@@ -4536,27 +4957,7 @@
                 <w:sz w:val="19"/>
                 <w:szCs w:val="19"/>
               </w:rPr>
-              <w:t xml:space="preserve">(b) B vs C: what did the smaller learning rate change? Was your </w:t>
-            </w:r>
-            <w:proofErr w:type="gramStart"/>
-            <w:r>
-              <w:rPr>
-                <w:b/>
-                <w:bCs/>
-                <w:sz w:val="19"/>
-                <w:szCs w:val="19"/>
-              </w:rPr>
-              <w:t>prediction</w:t>
-            </w:r>
-            <w:proofErr w:type="gramEnd"/>
-            <w:r>
-              <w:rPr>
-                <w:b/>
-                <w:bCs/>
-                <w:sz w:val="19"/>
-                <w:szCs w:val="19"/>
-              </w:rPr>
-              <w:t xml:space="preserve"> right?</w:t>
+              <w:t>(b) B vs C: what did the smaller learning rate change? Was your prediction right?</w:t>
             </w:r>
           </w:p>
         </w:tc>
@@ -4584,6 +4985,15 @@
                 <w:szCs w:val="19"/>
               </w:rPr>
               <w:t xml:space="preserve"> </w:t>
+            </w:r>
+            <w:r>
+              <w:rPr>
+                <w:color w:val="000000"/>
+                <w:sz w:val="17"/>
+                <w:szCs w:val="17"/>
+                <w:shd w:val="clear" w:color="auto" w:fill="F1F6F5"/>
+              </w:rPr>
+              <w:t>Reducing the learning rate from 0.05 to 0.01 made validation MAE worse (3.676 to 3.736) after 2,000 updates.</w:t>
             </w:r>
           </w:p>
         </w:tc>
@@ -4675,12 +5085,6 @@
         <w:gridCol w:w="6265"/>
       </w:tblGrid>
       <w:tr>
-        <w:tblPrEx>
-          <w:tblCellMar>
-            <w:top w:w="0" w:type="dxa"/>
-            <w:bottom w:w="0" w:type="dxa"/>
-          </w:tblCellMar>
-        </w:tblPrEx>
         <w:trPr>
           <w:cantSplit/>
           <w:trHeight w:val="560"/>
@@ -4744,16 +5148,19 @@
               </w:rPr>
               <w:t xml:space="preserve"> </w:t>
             </w:r>
+            <w:r>
+              <w:rPr>
+                <w:color w:val="000000"/>
+                <w:sz w:val="17"/>
+                <w:szCs w:val="17"/>
+                <w:shd w:val="clear" w:color="auto" w:fill="F1F6F5"/>
+              </w:rPr>
+              <w:t>Model A -- mass only; learning rate 0.05; 2,000 updates.</w:t>
+            </w:r>
           </w:p>
         </w:tc>
       </w:tr>
       <w:tr>
-        <w:tblPrEx>
-          <w:tblCellMar>
-            <w:top w:w="0" w:type="dxa"/>
-            <w:bottom w:w="0" w:type="dxa"/>
-          </w:tblCellMar>
-        </w:tblPrEx>
         <w:trPr>
           <w:cantSplit/>
           <w:trHeight w:val="560"/>
@@ -4817,16 +5224,17 @@
               </w:rPr>
               <w:t xml:space="preserve"> </w:t>
             </w:r>
+            <w:r>
+              <w:rPr>
+                <w:sz w:val="19"/>
+                <w:szCs w:val="19"/>
+              </w:rPr>
+              <w:t xml:space="preserve">3.569 MPG. </w:t>
+            </w:r>
           </w:p>
         </w:tc>
       </w:tr>
       <w:tr>
-        <w:tblPrEx>
-          <w:tblCellMar>
-            <w:top w:w="0" w:type="dxa"/>
-            <w:bottom w:w="0" w:type="dxa"/>
-          </w:tblCellMar>
-        </w:tblPrEx>
         <w:trPr>
           <w:cantSplit/>
           <w:trHeight w:val="560"/>
@@ -4883,6 +5291,13 @@
                 <w:szCs w:val="19"/>
               </w:rPr>
               <w:t xml:space="preserve"> </w:t>
+            </w:r>
+            <w:r>
+              <w:rPr>
+                <w:sz w:val="19"/>
+                <w:szCs w:val="19"/>
+              </w:rPr>
+              <w:t>Because it had the lowest validation MAE of all candidates.</w:t>
             </w:r>
           </w:p>
         </w:tc>
@@ -4935,12 +5350,6 @@
         <w:gridCol w:w="3374"/>
       </w:tblGrid>
       <w:tr>
-        <w:tblPrEx>
-          <w:tblCellMar>
-            <w:top w:w="0" w:type="dxa"/>
-            <w:bottom w:w="0" w:type="dxa"/>
-          </w:tblCellMar>
-        </w:tblPrEx>
         <w:trPr>
           <w:cantSplit/>
           <w:tblHeader/>
@@ -5046,12 +5455,6 @@
         </w:tc>
       </w:tr>
       <w:tr>
-        <w:tblPrEx>
-          <w:tblCellMar>
-            <w:top w:w="0" w:type="dxa"/>
-            <w:bottom w:w="0" w:type="dxa"/>
-          </w:tblCellMar>
-        </w:tblPrEx>
         <w:trPr>
           <w:cantSplit/>
           <w:trHeight w:val="480"/>
@@ -5081,6 +5484,13 @@
               </w:rPr>
               <w:t xml:space="preserve"> </w:t>
             </w:r>
+            <w:r>
+              <w:rPr>
+                <w:sz w:val="19"/>
+                <w:szCs w:val="19"/>
+              </w:rPr>
+              <w:t>40</w:t>
+            </w:r>
           </w:p>
         </w:tc>
         <w:tc>
@@ -5108,6 +5518,15 @@
               </w:rPr>
               <w:t xml:space="preserve"> </w:t>
             </w:r>
+            <w:r>
+              <w:rPr>
+                <w:rFonts w:ascii="Consolas" w:hAnsi="Consolas"/>
+                <w:color w:val="000000"/>
+                <w:sz w:val="21"/>
+                <w:szCs w:val="21"/>
+              </w:rPr>
+              <w:t>6.051 MPG</w:t>
+            </w:r>
           </w:p>
         </w:tc>
         <w:tc>
@@ -5134,6 +5553,15 @@
                 <w:szCs w:val="19"/>
               </w:rPr>
               <w:t xml:space="preserve"> </w:t>
+            </w:r>
+            <w:r>
+              <w:rPr>
+                <w:rFonts w:ascii="Consolas" w:hAnsi="Consolas"/>
+                <w:color w:val="000000"/>
+                <w:sz w:val="21"/>
+                <w:szCs w:val="21"/>
+              </w:rPr>
+              <w:t>3.777 MPG</w:t>
             </w:r>
           </w:p>
         </w:tc>
@@ -5167,12 +5595,6 @@
         <w:gridCol w:w="5783"/>
       </w:tblGrid>
       <w:tr>
-        <w:tblPrEx>
-          <w:tblCellMar>
-            <w:top w:w="0" w:type="dxa"/>
-            <w:bottom w:w="0" w:type="dxa"/>
-          </w:tblCellMar>
-        </w:tblPrEx>
         <w:trPr>
           <w:cantSplit/>
           <w:trHeight w:val="1200"/>
@@ -5229,6 +5651,9 @@
                 <w:szCs w:val="19"/>
               </w:rPr>
               <w:t xml:space="preserve"> </w:t>
+            </w:r>
+            <w:r>
+              <w:t>The frozen Model A had a test MAE of 3.777 MPG, which is 2.274 MPG lower than the baseline MAE of 6.051 MPG. This means Model A made smaller prediction errors on average, but it does not mean every car’s MPG was predicted accurately.</w:t>
             </w:r>
           </w:p>
         </w:tc>
@@ -5283,12 +5708,6 @@
         <w:gridCol w:w="3758"/>
       </w:tblGrid>
       <w:tr>
-        <w:tblPrEx>
-          <w:tblCellMar>
-            <w:top w:w="0" w:type="dxa"/>
-            <w:bottom w:w="0" w:type="dxa"/>
-          </w:tblCellMar>
-        </w:tblPrEx>
         <w:trPr>
           <w:cantSplit/>
           <w:tblHeader/>
@@ -5460,12 +5879,6 @@
         </w:tc>
       </w:tr>
       <w:tr>
-        <w:tblPrEx>
-          <w:tblCellMar>
-            <w:top w:w="0" w:type="dxa"/>
-            <w:bottom w:w="0" w:type="dxa"/>
-          </w:tblCellMar>
-        </w:tblPrEx>
         <w:trPr>
           <w:cantSplit/>
           <w:trHeight w:val="900"/>
@@ -5498,6 +5911,15 @@
               </w:rPr>
               <w:t xml:space="preserve"> </w:t>
             </w:r>
+            <w:r>
+              <w:rPr>
+                <w:color w:val="000000"/>
+                <w:sz w:val="17"/>
+                <w:szCs w:val="17"/>
+                <w:shd w:val="clear" w:color="auto" w:fill="F1F6F5"/>
+              </w:rPr>
+              <w:t>UCI_361 — Volvo diesel, 1981</w:t>
+            </w:r>
           </w:p>
         </w:tc>
         <w:tc>
@@ -5528,6 +5950,13 @@
               </w:rPr>
               <w:t xml:space="preserve"> </w:t>
             </w:r>
+            <w:r>
+              <w:rPr>
+                <w:sz w:val="19"/>
+                <w:szCs w:val="19"/>
+              </w:rPr>
+              <w:t>30.7</w:t>
+            </w:r>
           </w:p>
         </w:tc>
         <w:tc>
@@ -5558,6 +5987,13 @@
               </w:rPr>
               <w:t xml:space="preserve"> </w:t>
             </w:r>
+            <w:r>
+              <w:rPr>
+                <w:sz w:val="19"/>
+                <w:szCs w:val="19"/>
+              </w:rPr>
+              <w:t>22.1</w:t>
+            </w:r>
           </w:p>
         </w:tc>
         <w:tc>
@@ -5588,6 +6024,13 @@
               </w:rPr>
               <w:t xml:space="preserve"> </w:t>
             </w:r>
+            <w:r>
+              <w:rPr>
+                <w:sz w:val="19"/>
+                <w:szCs w:val="19"/>
+              </w:rPr>
+              <w:t>-8.6</w:t>
+            </w:r>
           </w:p>
         </w:tc>
         <w:tc>
@@ -5611,23 +6054,30 @@
             <w:pPr>
               <w:keepNext/>
             </w:pPr>
-            <w:r>
-              <w:rPr>
-                <w:sz w:val="19"/>
-                <w:szCs w:val="19"/>
-              </w:rPr>
-              <w:t xml:space="preserve"> </w:t>
+            <w:proofErr w:type="gramStart"/>
+            <w:r>
+              <w:rPr>
+                <w:color w:val="000000"/>
+                <w:sz w:val="17"/>
+                <w:szCs w:val="17"/>
+                <w:shd w:val="clear" w:color="auto" w:fill="F1F6F5"/>
+              </w:rPr>
+              <w:t>the</w:t>
+            </w:r>
+            <w:proofErr w:type="gramEnd"/>
+            <w:r>
+              <w:rPr>
+                <w:color w:val="000000"/>
+                <w:sz w:val="17"/>
+                <w:szCs w:val="17"/>
+                <w:shd w:val="clear" w:color="auto" w:fill="F1F6F5"/>
+              </w:rPr>
+              <w:t xml:space="preserve"> diesel engine may be more fuel-efficient than the mass-only model can account for; engine/fuel type is not an input.</w:t>
             </w:r>
           </w:p>
         </w:tc>
       </w:tr>
       <w:tr>
-        <w:tblPrEx>
-          <w:tblCellMar>
-            <w:top w:w="0" w:type="dxa"/>
-            <w:bottom w:w="0" w:type="dxa"/>
-          </w:tblCellMar>
-        </w:tblPrEx>
         <w:trPr>
           <w:cantSplit/>
           <w:trHeight w:val="900"/>
@@ -5660,6 +6110,35 @@
               </w:rPr>
               <w:t xml:space="preserve"> </w:t>
             </w:r>
+            <w:r>
+              <w:rPr>
+                <w:color w:val="000000"/>
+                <w:sz w:val="17"/>
+                <w:szCs w:val="17"/>
+                <w:shd w:val="clear" w:color="auto" w:fill="F1F6F5"/>
+              </w:rPr>
+              <w:t xml:space="preserve">UCI_331 — Renault </w:t>
+            </w:r>
+            <w:proofErr w:type="spellStart"/>
+            <w:r>
+              <w:rPr>
+                <w:color w:val="000000"/>
+                <w:sz w:val="17"/>
+                <w:szCs w:val="17"/>
+                <w:shd w:val="clear" w:color="auto" w:fill="F1F6F5"/>
+              </w:rPr>
+              <w:t>LeCar</w:t>
+            </w:r>
+            <w:proofErr w:type="spellEnd"/>
+            <w:r>
+              <w:rPr>
+                <w:color w:val="000000"/>
+                <w:sz w:val="17"/>
+                <w:szCs w:val="17"/>
+                <w:shd w:val="clear" w:color="auto" w:fill="F1F6F5"/>
+              </w:rPr>
+              <w:t xml:space="preserve"> Deluxe, 1980</w:t>
+            </w:r>
           </w:p>
         </w:tc>
         <w:tc>
@@ -5690,6 +6169,13 @@
               </w:rPr>
               <w:t xml:space="preserve"> </w:t>
             </w:r>
+            <w:r>
+              <w:rPr>
+                <w:sz w:val="19"/>
+                <w:szCs w:val="19"/>
+              </w:rPr>
+              <w:t>40.9</w:t>
+            </w:r>
           </w:p>
         </w:tc>
         <w:tc>
@@ -5720,6 +6206,13 @@
               </w:rPr>
               <w:t xml:space="preserve"> </w:t>
             </w:r>
+            <w:r>
+              <w:rPr>
+                <w:sz w:val="19"/>
+                <w:szCs w:val="19"/>
+              </w:rPr>
+              <w:t>32.4</w:t>
+            </w:r>
           </w:p>
         </w:tc>
         <w:tc>
@@ -5750,6 +6243,13 @@
               </w:rPr>
               <w:t xml:space="preserve"> </w:t>
             </w:r>
+            <w:r>
+              <w:rPr>
+                <w:sz w:val="19"/>
+                <w:szCs w:val="19"/>
+              </w:rPr>
+              <w:t>-8.5</w:t>
+            </w:r>
           </w:p>
         </w:tc>
         <w:tc>
@@ -5779,17 +6279,31 @@
                 <w:szCs w:val="19"/>
               </w:rPr>
               <w:t xml:space="preserve"> </w:t>
+            </w:r>
+            <w:proofErr w:type="gramStart"/>
+            <w:r>
+              <w:rPr>
+                <w:color w:val="000000"/>
+                <w:sz w:val="17"/>
+                <w:szCs w:val="17"/>
+                <w:shd w:val="clear" w:color="auto" w:fill="F1F6F5"/>
+              </w:rPr>
+              <w:t>this</w:t>
+            </w:r>
+            <w:proofErr w:type="gramEnd"/>
+            <w:r>
+              <w:rPr>
+                <w:color w:val="000000"/>
+                <w:sz w:val="17"/>
+                <w:szCs w:val="17"/>
+                <w:shd w:val="clear" w:color="auto" w:fill="F1F6F5"/>
+              </w:rPr>
+              <w:t xml:space="preserve"> small car may have unusually good fuel economy for its mass, but the model does not represent engine efficiency or other design details.</w:t>
             </w:r>
           </w:p>
         </w:tc>
       </w:tr>
       <w:tr>
-        <w:tblPrEx>
-          <w:tblCellMar>
-            <w:top w:w="0" w:type="dxa"/>
-            <w:bottom w:w="0" w:type="dxa"/>
-          </w:tblCellMar>
-        </w:tblPrEx>
         <w:trPr>
           <w:cantSplit/>
           <w:trHeight w:val="900"/>
@@ -5819,6 +6333,15 @@
               </w:rPr>
               <w:t xml:space="preserve"> </w:t>
             </w:r>
+            <w:r>
+              <w:rPr>
+                <w:color w:val="000000"/>
+                <w:sz w:val="17"/>
+                <w:szCs w:val="17"/>
+                <w:shd w:val="clear" w:color="auto" w:fill="F1F6F5"/>
+              </w:rPr>
+              <w:t>UCI_061 — Chevrolet Vega, 1972</w:t>
+            </w:r>
           </w:p>
         </w:tc>
         <w:tc>
@@ -5846,6 +6369,13 @@
               </w:rPr>
               <w:t xml:space="preserve"> </w:t>
             </w:r>
+            <w:r>
+              <w:rPr>
+                <w:sz w:val="19"/>
+                <w:szCs w:val="19"/>
+              </w:rPr>
+              <w:t>20.0</w:t>
+            </w:r>
           </w:p>
         </w:tc>
         <w:tc>
@@ -5873,6 +6403,13 @@
               </w:rPr>
               <w:t xml:space="preserve"> </w:t>
             </w:r>
+            <w:r>
+              <w:rPr>
+                <w:sz w:val="19"/>
+                <w:szCs w:val="19"/>
+              </w:rPr>
+              <w:t>28.0</w:t>
+            </w:r>
           </w:p>
         </w:tc>
         <w:tc>
@@ -5900,6 +6437,13 @@
               </w:rPr>
               <w:t xml:space="preserve"> </w:t>
             </w:r>
+            <w:r>
+              <w:rPr>
+                <w:sz w:val="19"/>
+                <w:szCs w:val="19"/>
+              </w:rPr>
+              <w:t>+8.0</w:t>
+            </w:r>
           </w:p>
         </w:tc>
         <w:tc>
@@ -5920,12 +6464,25 @@
             </w:tcMar>
           </w:tcPr>
           <w:p>
-            <w:r>
-              <w:rPr>
-                <w:sz w:val="19"/>
-                <w:szCs w:val="19"/>
-              </w:rPr>
-              <w:t xml:space="preserve"> </w:t>
+            <w:proofErr w:type="gramStart"/>
+            <w:r>
+              <w:rPr>
+                <w:color w:val="000000"/>
+                <w:sz w:val="17"/>
+                <w:szCs w:val="17"/>
+                <w:shd w:val="clear" w:color="auto" w:fill="F1F6F5"/>
+              </w:rPr>
+              <w:t>this</w:t>
+            </w:r>
+            <w:proofErr w:type="gramEnd"/>
+            <w:r>
+              <w:rPr>
+                <w:color w:val="000000"/>
+                <w:sz w:val="17"/>
+                <w:szCs w:val="17"/>
+                <w:shd w:val="clear" w:color="auto" w:fill="F1F6F5"/>
+              </w:rPr>
+              <w:t xml:space="preserve"> car may have lower fuel economy than mass alone suggests because of engine, drivetrain or vehicle-specific factors missing from the inputs.</w:t>
             </w:r>
           </w:p>
         </w:tc>
@@ -5977,12 +6534,6 @@
         <w:gridCol w:w="9060"/>
       </w:tblGrid>
       <w:tr>
-        <w:tblPrEx>
-          <w:tblCellMar>
-            <w:top w:w="0" w:type="dxa"/>
-            <w:bottom w:w="0" w:type="dxa"/>
-          </w:tblCellMar>
-        </w:tblPrEx>
         <w:trPr>
           <w:cantSplit/>
           <w:trHeight w:val="560"/>
@@ -6046,16 +6597,19 @@
               </w:rPr>
               <w:t xml:space="preserve"> </w:t>
             </w:r>
+            <w:r>
+              <w:rPr>
+                <w:color w:val="000000"/>
+                <w:sz w:val="17"/>
+                <w:szCs w:val="17"/>
+                <w:shd w:val="clear" w:color="auto" w:fill="F1F6F5"/>
+              </w:rPr>
+              <w:t>Under different driving conditions (such as city traffic, highway driving, terrain or weather), which are not represented by the model inputs.</w:t>
+            </w:r>
           </w:p>
         </w:tc>
       </w:tr>
       <w:tr>
-        <w:tblPrEx>
-          <w:tblCellMar>
-            <w:top w:w="0" w:type="dxa"/>
-            <w:bottom w:w="0" w:type="dxa"/>
-          </w:tblCellMar>
-        </w:tblPrEx>
         <w:trPr>
           <w:cantSplit/>
           <w:trHeight w:val="560"/>
@@ -6112,6 +6666,13 @@
                 <w:szCs w:val="19"/>
               </w:rPr>
               <w:t xml:space="preserve"> </w:t>
+            </w:r>
+            <w:r>
+              <w:rPr>
+                <w:sz w:val="19"/>
+                <w:szCs w:val="19"/>
+              </w:rPr>
+              <w:t>For modern cars that differ from this model, it can’t predict the performance well.</w:t>
             </w:r>
           </w:p>
         </w:tc>
@@ -6146,18 +6707,7 @@
           <w:sz w:val="19"/>
           <w:szCs w:val="19"/>
         </w:rPr>
-        <w:t xml:space="preserve">10 points (with task T07 and a clean top-to-bottom </w:t>
-      </w:r>
-      <w:proofErr w:type="gramStart"/>
-      <w:r>
-        <w:rPr>
-          <w:b/>
-          <w:bCs/>
-          <w:color w:val="1D7A68"/>
-          <w:sz w:val="19"/>
-          <w:szCs w:val="19"/>
-        </w:rPr>
-        <w:t>run)</w:t>
+        <w:t>10 points (with task T07 and a clean top-to-bottom run)</w:t>
       </w:r>
       <w:r>
         <w:rPr>
@@ -6165,16 +6715,7 @@
           <w:sz w:val="19"/>
           <w:szCs w:val="19"/>
         </w:rPr>
-        <w:t xml:space="preserve">   </w:t>
-      </w:r>
-      <w:proofErr w:type="gramEnd"/>
-      <w:r>
-        <w:rPr>
-          <w:color w:val="5B6773"/>
-          <w:sz w:val="19"/>
-          <w:szCs w:val="19"/>
-        </w:rPr>
-        <w:t>·   Notebook C14</w:t>
+        <w:t xml:space="preserve">   ·   Notebook C14</w:t>
       </w:r>
     </w:p>
     <w:p>
@@ -6224,12 +6765,6 @@
         <w:gridCol w:w="4819"/>
       </w:tblGrid>
       <w:tr>
-        <w:tblPrEx>
-          <w:tblCellMar>
-            <w:top w:w="0" w:type="dxa"/>
-            <w:bottom w:w="0" w:type="dxa"/>
-          </w:tblCellMar>
-        </w:tblPrEx>
         <w:trPr>
           <w:cantSplit/>
           <w:tblHeader/>
@@ -6335,12 +6870,6 @@
         </w:tc>
       </w:tr>
       <w:tr>
-        <w:tblPrEx>
-          <w:tblCellMar>
-            <w:top w:w="0" w:type="dxa"/>
-            <w:bottom w:w="0" w:type="dxa"/>
-          </w:tblCellMar>
-        </w:tblPrEx>
         <w:trPr>
           <w:cantSplit/>
           <w:trHeight w:val="560"/>
@@ -6404,6 +6933,13 @@
               </w:rPr>
               <w:t xml:space="preserve"> </w:t>
             </w:r>
+            <w:r>
+              <w:rPr>
+                <w:sz w:val="19"/>
+                <w:szCs w:val="19"/>
+              </w:rPr>
+              <w:t>26.1</w:t>
+            </w:r>
           </w:p>
         </w:tc>
         <w:tc>
@@ -6433,17 +6969,20 @@
                 <w:szCs w:val="19"/>
               </w:rPr>
               <w:t xml:space="preserve"> </w:t>
+            </w:r>
+            <w:r>
+              <w:rPr>
+                <w:color w:val="000000"/>
+                <w:sz w:val="17"/>
+                <w:szCs w:val="17"/>
+                <w:shd w:val="clear" w:color="auto" w:fill="F1F6F5"/>
+              </w:rPr>
+              <w:t>Under different driving conditions (such as city traffic, highway driving, terrain or weather), which are not represented by the model inputs.</w:t>
             </w:r>
           </w:p>
         </w:tc>
       </w:tr>
       <w:tr>
-        <w:tblPrEx>
-          <w:tblCellMar>
-            <w:top w:w="0" w:type="dxa"/>
-            <w:bottom w:w="0" w:type="dxa"/>
-          </w:tblCellMar>
-        </w:tblPrEx>
         <w:trPr>
           <w:cantSplit/>
           <w:trHeight w:val="560"/>
@@ -6537,16 +7076,19 @@
               </w:rPr>
               <w:t xml:space="preserve"> </w:t>
             </w:r>
+            <w:r>
+              <w:rPr>
+                <w:color w:val="000000"/>
+                <w:sz w:val="17"/>
+                <w:szCs w:val="17"/>
+                <w:shd w:val="clear" w:color="auto" w:fill="F1F6F5"/>
+              </w:rPr>
+              <w:t>Under different driving conditions (such as city traffic, highway driving, terrain or weather), which are not represented by the model inputs.</w:t>
+            </w:r>
           </w:p>
         </w:tc>
       </w:tr>
       <w:tr>
-        <w:tblPrEx>
-          <w:tblCellMar>
-            <w:top w:w="0" w:type="dxa"/>
-            <w:bottom w:w="0" w:type="dxa"/>
-          </w:tblCellMar>
-        </w:tblPrEx>
         <w:trPr>
           <w:cantSplit/>
           <w:trHeight w:val="560"/>
@@ -6640,16 +7182,19 @@
               </w:rPr>
               <w:t xml:space="preserve"> </w:t>
             </w:r>
+            <w:r>
+              <w:rPr>
+                <w:color w:val="000000"/>
+                <w:sz w:val="17"/>
+                <w:szCs w:val="17"/>
+                <w:shd w:val="clear" w:color="auto" w:fill="F1F6F5"/>
+              </w:rPr>
+              <w:t>Historical-data warning; mass outside training range; engine size outside training range; 16 cylinders not in training set; nonphysical result, so no usable estimate.</w:t>
+            </w:r>
           </w:p>
         </w:tc>
       </w:tr>
       <w:tr>
-        <w:tblPrEx>
-          <w:tblCellMar>
-            <w:top w:w="0" w:type="dxa"/>
-            <w:bottom w:w="0" w:type="dxa"/>
-          </w:tblCellMar>
-        </w:tblPrEx>
         <w:trPr>
           <w:cantSplit/>
           <w:trHeight w:val="560"/>
@@ -6727,12 +7272,45 @@
             </w:tcMar>
           </w:tcPr>
           <w:p>
-            <w:r>
-              <w:rPr>
-                <w:sz w:val="19"/>
-                <w:szCs w:val="19"/>
-              </w:rPr>
-              <w:t xml:space="preserve"> </w:t>
+            <w:proofErr w:type="spellStart"/>
+            <w:r>
+              <w:rPr>
+                <w:color w:val="000000"/>
+                <w:sz w:val="17"/>
+                <w:szCs w:val="17"/>
+                <w:shd w:val="clear" w:color="auto" w:fill="F1F6F5"/>
+              </w:rPr>
+              <w:t>ValueError</w:t>
+            </w:r>
+            <w:proofErr w:type="spellEnd"/>
+            <w:r>
+              <w:rPr>
+                <w:color w:val="000000"/>
+                <w:sz w:val="17"/>
+                <w:szCs w:val="17"/>
+                <w:shd w:val="clear" w:color="auto" w:fill="F1F6F5"/>
+              </w:rPr>
+              <w:t xml:space="preserve">: </w:t>
+            </w:r>
+            <w:proofErr w:type="spellStart"/>
+            <w:r>
+              <w:rPr>
+                <w:color w:val="000000"/>
+                <w:sz w:val="17"/>
+                <w:szCs w:val="17"/>
+                <w:shd w:val="clear" w:color="auto" w:fill="F1F6F5"/>
+              </w:rPr>
+              <w:t>weight_kg</w:t>
+            </w:r>
+            <w:proofErr w:type="spellEnd"/>
+            <w:r>
+              <w:rPr>
+                <w:color w:val="000000"/>
+                <w:sz w:val="17"/>
+                <w:szCs w:val="17"/>
+                <w:shd w:val="clear" w:color="auto" w:fill="F1F6F5"/>
+              </w:rPr>
+              <w:t xml:space="preserve"> must be positive and finite.</w:t>
             </w:r>
           </w:p>
         </w:tc>
@@ -6766,12 +7344,6 @@
         <w:gridCol w:w="6265"/>
       </w:tblGrid>
       <w:tr>
-        <w:tblPrEx>
-          <w:tblCellMar>
-            <w:top w:w="0" w:type="dxa"/>
-            <w:bottom w:w="0" w:type="dxa"/>
-          </w:tblCellMar>
-        </w:tblPrEx>
         <w:trPr>
           <w:cantSplit/>
           <w:trHeight w:val="900"/>
@@ -6833,18 +7405,39 @@
                 <w:sz w:val="19"/>
                 <w:szCs w:val="19"/>
               </w:rPr>
-              <w:t xml:space="preserve"> </w:t>
+              <w:t>T</w:t>
+            </w:r>
+            <w:r>
+              <w:rPr>
+                <w:color w:val="000000"/>
+                <w:sz w:val="17"/>
+                <w:szCs w:val="17"/>
+                <w:shd w:val="clear" w:color="auto" w:fill="F1F6F5"/>
+              </w:rPr>
+              <w:t>he first two cars have different masses, and Model A predicts MPG from mass. It</w:t>
+            </w:r>
+            <w:r>
+              <w:rPr>
+                <w:color w:val="000000"/>
+                <w:sz w:val="17"/>
+                <w:szCs w:val="17"/>
+                <w:shd w:val="clear" w:color="auto" w:fill="F1F6F5"/>
+              </w:rPr>
+              <w:t>’</w:t>
+            </w:r>
+            <w:r>
+              <w:rPr>
+                <w:color w:val="000000"/>
+                <w:sz w:val="17"/>
+                <w:szCs w:val="17"/>
+                <w:shd w:val="clear" w:color="auto" w:fill="F1F6F5"/>
+              </w:rPr>
+              <w:t>s learned negative weight means the heavier car receives a lower estimate.</w:t>
             </w:r>
           </w:p>
         </w:tc>
       </w:tr>
       <w:tr>
-        <w:tblPrEx>
-          <w:tblCellMar>
-            <w:top w:w="0" w:type="dxa"/>
-            <w:bottom w:w="0" w:type="dxa"/>
-          </w:tblCellMar>
-        </w:tblPrEx>
         <w:trPr>
           <w:cantSplit/>
           <w:trHeight w:val="900"/>
@@ -6901,6 +7494,15 @@
                 <w:szCs w:val="19"/>
               </w:rPr>
               <w:t xml:space="preserve"> </w:t>
+            </w:r>
+            <w:r>
+              <w:rPr>
+                <w:color w:val="000000"/>
+                <w:sz w:val="17"/>
+                <w:szCs w:val="17"/>
+                <w:shd w:val="clear" w:color="auto" w:fill="F1F6F5"/>
+              </w:rPr>
+              <w:t>The car is far outside the training mass range and its specifications include an unrepresented cylinder count. The model produced a nonphysical MPG result, so the safety wrapper returned no usable estimate.</w:t>
             </w:r>
           </w:p>
         </w:tc>
@@ -7004,12 +7606,6 @@
         <w:gridCol w:w="9638"/>
       </w:tblGrid>
       <w:tr>
-        <w:tblPrEx>
-          <w:tblCellMar>
-            <w:top w:w="0" w:type="dxa"/>
-            <w:bottom w:w="0" w:type="dxa"/>
-          </w:tblCellMar>
-        </w:tblPrEx>
         <w:trPr>
           <w:cantSplit/>
           <w:trHeight w:val="1100"/>
@@ -7034,13 +7630,72 @@
           <w:p>
             <w:r>
               <w:rPr>
+                <w:color w:val="000000"/>
+                <w:sz w:val="17"/>
+                <w:szCs w:val="17"/>
+                <w:shd w:val="clear" w:color="auto" w:fill="F1F6F5"/>
+              </w:rPr>
+              <w:t>My model predicts MPG from car mass. Compared with the constant-mean baseline, it achieved a lower test MAE (</w:t>
+            </w:r>
+            <w:r>
+              <w:rPr>
+                <w:b/>
                 <w:i/>
-                <w:iCs/>
-                <w:color w:val="5B6773"/>
-                <w:sz w:val="19"/>
-                <w:szCs w:val="19"/>
-              </w:rPr>
-              <w:t>My model predicts ___ from ___. Compared with ___, it achieved ___. Its most important limitation is ___.</w:t>
+                <w:color w:val="000000"/>
+                <w:sz w:val="17"/>
+                <w:szCs w:val="17"/>
+                <w:shd w:val="clear" w:color="auto" w:fill="F1F6F5"/>
+              </w:rPr>
+              <w:t>3.777</w:t>
+            </w:r>
+            <w:r>
+              <w:rPr>
+                <w:color w:val="000000"/>
+                <w:sz w:val="17"/>
+                <w:szCs w:val="17"/>
+                <w:shd w:val="clear" w:color="auto" w:fill="F1F6F5"/>
+              </w:rPr>
+              <w:t xml:space="preserve"> </w:t>
+            </w:r>
+            <w:r>
+              <w:rPr>
+                <w:b/>
+                <w:i/>
+                <w:color w:val="000000"/>
+                <w:sz w:val="17"/>
+                <w:szCs w:val="17"/>
+                <w:shd w:val="clear" w:color="auto" w:fill="F1F6F5"/>
+              </w:rPr>
+              <w:t>MPG</w:t>
+            </w:r>
+            <w:r>
+              <w:rPr>
+                <w:color w:val="000000"/>
+                <w:sz w:val="17"/>
+                <w:szCs w:val="17"/>
+                <w:shd w:val="clear" w:color="auto" w:fill="F1F6F5"/>
+              </w:rPr>
+              <w:t xml:space="preserve"> versus </w:t>
+            </w:r>
+            <w:r>
+              <w:rPr>
+                <w:b/>
+                <w:i/>
+                <w:color w:val="000000"/>
+                <w:sz w:val="17"/>
+                <w:szCs w:val="17"/>
+                <w:shd w:val="clear" w:color="auto" w:fill="F1F6F5"/>
+              </w:rPr>
+              <w:t>6.051 MPG</w:t>
+            </w:r>
+            <w:r>
+              <w:rPr>
+                <w:color w:val="000000"/>
+                <w:sz w:val="17"/>
+                <w:szCs w:val="17"/>
+                <w:shd w:val="clear" w:color="auto" w:fill="F1F6F5"/>
+              </w:rPr>
+              <w:t>). Its most important limitation is that it uses only mass and was trained on a small set of historical cars from 1970–1982.</w:t>
             </w:r>
           </w:p>
         </w:tc>
@@ -7091,12 +7746,6 @@
         <w:gridCol w:w="9638"/>
       </w:tblGrid>
       <w:tr>
-        <w:tblPrEx>
-          <w:tblCellMar>
-            <w:top w:w="0" w:type="dxa"/>
-            <w:bottom w:w="0" w:type="dxa"/>
-          </w:tblCellMar>
-        </w:tblPrEx>
         <w:trPr>
           <w:cantSplit/>
           <w:trHeight w:val="1400"/>
@@ -7119,12 +7768,69 @@
             </w:tcMar>
           </w:tcPr>
           <w:p>
+            <w:pPr>
+              <w:pStyle w:val="NormalWeb"/>
+            </w:pPr>
             <w:r>
               <w:rPr>
                 <w:sz w:val="19"/>
                 <w:szCs w:val="19"/>
               </w:rPr>
               <w:t xml:space="preserve"> </w:t>
+            </w:r>
+            <w:r>
+              <w:t xml:space="preserve">One way to improve the model is through </w:t>
+            </w:r>
+            <w:r>
+              <w:rPr>
+                <w:rStyle w:val="Strong"/>
+              </w:rPr>
+              <w:t>feature engineering</w:t>
+            </w:r>
+            <w:r>
+              <w:t>, which means creating useful new features from existing data. For example, I added a curved featu</w:t>
+            </w:r>
+            <w:r>
+              <w:t>re</w:t>
+            </w:r>
+            <w:r>
+              <w:t xml:space="preserve">, alongside the original mass feature. The curved model achieved a validation MAE of </w:t>
+            </w:r>
+            <w:r>
+              <w:rPr>
+                <w:rStyle w:val="Strong"/>
+              </w:rPr>
+              <w:t>3.392 MPG</w:t>
+            </w:r>
+            <w:r>
+              <w:t xml:space="preserve">, compared with </w:t>
+            </w:r>
+            <w:r>
+              <w:rPr>
+                <w:rStyle w:val="Strong"/>
+              </w:rPr>
+              <w:t>3.569 MPG</w:t>
+            </w:r>
+            <w:r>
+              <w:t xml:space="preserve"> for the original Model A. This reduced the validation MAE by about </w:t>
+            </w:r>
+            <w:r>
+              <w:rPr>
+                <w:rStyle w:val="Strong"/>
+              </w:rPr>
+              <w:t>0.177 MPG (4.96%)</w:t>
+            </w:r>
+            <w:r>
+              <w:t xml:space="preserve">, showing that feature engineering can improve predictions. Other improvements could include using a larger and more representative dataset and adding useful features such as fuel type, transmission and driving conditions. To test these improvements fairly, I would use the training set to train the models, the validation set to compare them and choose the best one, and a </w:t>
+            </w:r>
+            <w:r>
+              <w:rPr>
+                <w:rStyle w:val="Strong"/>
+              </w:rPr>
+              <w:t>new, unseen test set</w:t>
+            </w:r>
+            <w:r>
+              <w:t xml:space="preserve"> to evaluate the final model because the original test set has already been used. I would evaluate the new test set only after selecting the model.</w:t>
             </w:r>
           </w:p>
         </w:tc>
@@ -7136,6 +7842,7 @@
         <w:keepNext/>
       </w:pPr>
       <w:r>
+        <w:lastRenderedPageBreak/>
         <w:t>Demo and contributions</w:t>
       </w:r>
     </w:p>
@@ -7172,12 +7879,6 @@
         <w:gridCol w:w="2314"/>
       </w:tblGrid>
       <w:tr>
-        <w:tblPrEx>
-          <w:tblCellMar>
-            <w:top w:w="0" w:type="dxa"/>
-            <w:bottom w:w="0" w:type="dxa"/>
-          </w:tblCellMar>
-        </w:tblPrEx>
         <w:trPr>
           <w:cantSplit/>
           <w:tblHeader/>
@@ -7211,7 +7912,6 @@
                 <w:sz w:val="19"/>
                 <w:szCs w:val="19"/>
               </w:rPr>
-              <w:lastRenderedPageBreak/>
               <w:t>Student name</w:t>
             </w:r>
           </w:p>
@@ -7317,12 +8017,6 @@
         </w:tc>
       </w:tr>
       <w:tr>
-        <w:tblPrEx>
-          <w:tblCellMar>
-            <w:top w:w="0" w:type="dxa"/>
-            <w:bottom w:w="0" w:type="dxa"/>
-          </w:tblCellMar>
-        </w:tblPrEx>
         <w:trPr>
           <w:cantSplit/>
           <w:trHeight w:val="900"/>
@@ -7355,6 +8049,13 @@
               </w:rPr>
               <w:t xml:space="preserve"> </w:t>
             </w:r>
+            <w:r>
+              <w:rPr>
+                <w:sz w:val="19"/>
+                <w:szCs w:val="19"/>
+              </w:rPr>
+              <w:t>Obama Abraham</w:t>
+            </w:r>
           </w:p>
         </w:tc>
         <w:tc>
@@ -7449,12 +8150,6 @@
         </w:tc>
       </w:tr>
       <w:tr>
-        <w:tblPrEx>
-          <w:tblCellMar>
-            <w:top w:w="0" w:type="dxa"/>
-            <w:bottom w:w="0" w:type="dxa"/>
-          </w:tblCellMar>
-        </w:tblPrEx>
         <w:trPr>
           <w:cantSplit/>
           <w:trHeight w:val="900"/>
@@ -7484,6 +8179,13 @@
               </w:rPr>
               <w:t xml:space="preserve"> </w:t>
             </w:r>
+            <w:r>
+              <w:rPr>
+                <w:sz w:val="19"/>
+                <w:szCs w:val="19"/>
+              </w:rPr>
+              <w:t>Yeabtsega Abera</w:t>
+            </w:r>
           </w:p>
         </w:tc>
         <w:tc>
@@ -7576,12 +8278,6 @@
         </w:tc>
       </w:tr>
       <w:tr>
-        <w:tblPrEx>
-          <w:tblCellMar>
-            <w:top w:w="0" w:type="dxa"/>
-            <w:bottom w:w="0" w:type="dxa"/>
-          </w:tblCellMar>
-        </w:tblPrEx>
         <w:trPr>
           <w:cantSplit/>
           <w:trHeight w:val="900"/>
@@ -7770,6 +8466,18 @@
       <w:r>
         <w:t>Your closing sentence (Q21).</w:t>
       </w:r>
+    </w:p>
+    <w:p>
+      <w:pPr>
+        <w:pStyle w:val="ListParagraph"/>
+        <w:numPr>
+          <w:ilvl w:val="0"/>
+          <w:numId w:val="2"/>
+        </w:numPr>
+        <w:spacing w:after="60"/>
+      </w:pPr>
+      <w:bookmarkStart w:id="0" w:name="_GoBack"/>
+      <w:bookmarkEnd w:id="0"/>
     </w:p>
     <w:sectPr>
       <w:footerReference w:type="default" r:id="rId7"/>
@@ -7783,7 +8491,7 @@
 </file>
 
 <file path=word/endnotes.xml><?xml version="1.0" encoding="utf-8"?>
-<w:endnotes xmlns:wpc="http://schemas.microsoft.com/office/word/2010/wordprocessingCanvas" xmlns:cx="http://schemas.microsoft.com/office/drawing/2014/chartex" xmlns:cx1="http://schemas.microsoft.com/office/drawing/2015/9/8/chartex" xmlns:cx2="http://schemas.microsoft.com/office/drawing/2015/10/21/chartex" xmlns:cx3="http://schemas.microsoft.com/office/drawing/2016/5/9/chartex" xmlns:cx4="http://schemas.microsoft.com/office/drawing/2016/5/10/chartex" xmlns:cx5="http://schemas.microsoft.com/office/drawing/2016/5/11/chartex" xmlns:cx6="http://schemas.microsoft.com/office/drawing/2016/5/12/chartex" xmlns:cx7="http://schemas.microsoft.com/office/drawing/2016/5/13/chartex" xmlns:cx8="http://schemas.microsoft.com/office/drawing/2016/5/14/chartex" xmlns:mc="http://schemas.openxmlformats.org/markup-compatibility/2006" xmlns:aink="http://schemas.microsoft.com/office/drawing/2016/ink" xmlns:am3d="http://schemas.microsoft.com/office/drawing/2017/model3d" xmlns:o="urn:schemas-microsoft-com:office:office" xmlns:oel="http://schemas.microsoft.com/office/2019/extlst" xmlns:r="http://schemas.openxmlformats.org/officeDocument/2006/relationships" xmlns:m="http://schemas.openxmlformats.org/officeDocument/2006/math" xmlns:v="urn:schemas-microsoft-com:vml" xmlns:wp14="http://schemas.microsoft.com/office/word/2010/wordprocessingDrawing" xmlns:wp="http://schemas.openxmlformats.org/drawingml/2006/wordprocessingDrawing" xmlns:w10="urn:schemas-microsoft-com:office:word" xmlns:w="http://schemas.openxmlformats.org/wordprocessingml/2006/main" xmlns:w14="http://schemas.microsoft.com/office/word/2010/wordml" xmlns:w15="http://schemas.microsoft.com/office/word/2012/wordml" xmlns:w16cex="http://schemas.microsoft.com/office/word/2018/wordml/cex" xmlns:w16cid="http://schemas.microsoft.com/office/word/2016/wordml/cid" xmlns:w16="http://schemas.microsoft.com/office/word/2018/wordml" xmlns:w16du="http://schemas.microsoft.com/office/word/2023/wordml/word16du" xmlns:w16sdtdh="http://schemas.microsoft.com/office/word/2020/wordml/sdtdatahash" xmlns:w16sdtfl="http://schemas.microsoft.com/office/word/2024/wordml/sdtformatlock" xmlns:w16se="http://schemas.microsoft.com/office/word/2015/wordml/symex" xmlns:wpg="http://schemas.microsoft.com/office/word/2010/wordprocessingGroup" xmlns:wpi="http://schemas.microsoft.com/office/word/2010/wordprocessingInk" xmlns:wne="http://schemas.microsoft.com/office/word/2006/wordml" xmlns:wps="http://schemas.microsoft.com/office/word/2010/wordprocessingShape" mc:Ignorable="w14 w15 w16se w16cid w16 w16cex w16sdtdh w16sdtfl w16du wp14">
+<w:endnotes xmlns:wpc="http://schemas.microsoft.com/office/word/2010/wordprocessingCanvas" xmlns:mc="http://schemas.openxmlformats.org/markup-compatibility/2006" xmlns:o="urn:schemas-microsoft-com:office:office" xmlns:r="http://schemas.openxmlformats.org/officeDocument/2006/relationships" xmlns:m="http://schemas.openxmlformats.org/officeDocument/2006/math" xmlns:v="urn:schemas-microsoft-com:vml" xmlns:wp14="http://schemas.microsoft.com/office/word/2010/wordprocessingDrawing" xmlns:wp="http://schemas.openxmlformats.org/drawingml/2006/wordprocessingDrawing" xmlns:w10="urn:schemas-microsoft-com:office:word" xmlns:w="http://schemas.openxmlformats.org/wordprocessingml/2006/main" xmlns:w14="http://schemas.microsoft.com/office/word/2010/wordml" xmlns:w15="http://schemas.microsoft.com/office/word/2012/wordml" xmlns:wpg="http://schemas.microsoft.com/office/word/2010/wordprocessingGroup" xmlns:wpi="http://schemas.microsoft.com/office/word/2010/wordprocessingInk" xmlns:wne="http://schemas.microsoft.com/office/word/2006/wordml" xmlns:wps="http://schemas.microsoft.com/office/word/2010/wordprocessingShape" mc:Ignorable="w14 w15 wp14">
   <w:endnote w:type="separator" w:id="-1">
     <w:p>
       <w:r>
@@ -7802,7 +8510,7 @@
 </file>
 
 <file path=word/footer1.xml><?xml version="1.0" encoding="utf-8"?>
-<w:ftr xmlns:wpc="http://schemas.microsoft.com/office/word/2010/wordprocessingCanvas" xmlns:cx="http://schemas.microsoft.com/office/drawing/2014/chartex" xmlns:cx1="http://schemas.microsoft.com/office/drawing/2015/9/8/chartex" xmlns:cx2="http://schemas.microsoft.com/office/drawing/2015/10/21/chartex" xmlns:cx3="http://schemas.microsoft.com/office/drawing/2016/5/9/chartex" xmlns:cx4="http://schemas.microsoft.com/office/drawing/2016/5/10/chartex" xmlns:cx5="http://schemas.microsoft.com/office/drawing/2016/5/11/chartex" xmlns:cx6="http://schemas.microsoft.com/office/drawing/2016/5/12/chartex" xmlns:cx7="http://schemas.microsoft.com/office/drawing/2016/5/13/chartex" xmlns:cx8="http://schemas.microsoft.com/office/drawing/2016/5/14/chartex" xmlns:mc="http://schemas.openxmlformats.org/markup-compatibility/2006" xmlns:aink="http://schemas.microsoft.com/office/drawing/2016/ink" xmlns:am3d="http://schemas.microsoft.com/office/drawing/2017/model3d" xmlns:o="urn:schemas-microsoft-com:office:office" xmlns:oel="http://schemas.microsoft.com/office/2019/extlst" xmlns:r="http://schemas.openxmlformats.org/officeDocument/2006/relationships" xmlns:m="http://schemas.openxmlformats.org/officeDocument/2006/math" xmlns:v="urn:schemas-microsoft-com:vml" xmlns:wp14="http://schemas.microsoft.com/office/word/2010/wordprocessingDrawing" xmlns:wp="http://schemas.openxmlformats.org/drawingml/2006/wordprocessingDrawing" xmlns:w10="urn:schemas-microsoft-com:office:word" xmlns:w="http://schemas.openxmlformats.org/wordprocessingml/2006/main" xmlns:w14="http://schemas.microsoft.com/office/word/2010/wordml" xmlns:w15="http://schemas.microsoft.com/office/word/2012/wordml" xmlns:w16cex="http://schemas.microsoft.com/office/word/2018/wordml/cex" xmlns:w16cid="http://schemas.microsoft.com/office/word/2016/wordml/cid" xmlns:w16="http://schemas.microsoft.com/office/word/2018/wordml" xmlns:w16du="http://schemas.microsoft.com/office/word/2023/wordml/word16du" xmlns:w16sdtdh="http://schemas.microsoft.com/office/word/2020/wordml/sdtdatahash" xmlns:w16sdtfl="http://schemas.microsoft.com/office/word/2024/wordml/sdtformatlock" xmlns:w16se="http://schemas.microsoft.com/office/word/2015/wordml/symex" xmlns:wpg="http://schemas.microsoft.com/office/word/2010/wordprocessingGroup" xmlns:wpi="http://schemas.microsoft.com/office/word/2010/wordprocessingInk" xmlns:wne="http://schemas.microsoft.com/office/word/2006/wordml" xmlns:wps="http://schemas.microsoft.com/office/word/2010/wordprocessingShape" mc:Ignorable="w14 w15 w16se w16cid w16 w16cex w16sdtdh w16sdtfl w16du wp14">
+<w:ftr xmlns:wpc="http://schemas.microsoft.com/office/word/2010/wordprocessingCanvas" xmlns:mc="http://schemas.openxmlformats.org/markup-compatibility/2006" xmlns:o="urn:schemas-microsoft-com:office:office" xmlns:r="http://schemas.openxmlformats.org/officeDocument/2006/relationships" xmlns:m="http://schemas.openxmlformats.org/officeDocument/2006/math" xmlns:v="urn:schemas-microsoft-com:vml" xmlns:wp14="http://schemas.microsoft.com/office/word/2010/wordprocessingDrawing" xmlns:wp="http://schemas.openxmlformats.org/drawingml/2006/wordprocessingDrawing" xmlns:w10="urn:schemas-microsoft-com:office:word" xmlns:w="http://schemas.openxmlformats.org/wordprocessingml/2006/main" xmlns:w14="http://schemas.microsoft.com/office/word/2010/wordml" xmlns:w15="http://schemas.microsoft.com/office/word/2012/wordml" xmlns:wpg="http://schemas.microsoft.com/office/word/2010/wordprocessingGroup" xmlns:wpi="http://schemas.microsoft.com/office/word/2010/wordprocessingInk" xmlns:wne="http://schemas.microsoft.com/office/word/2006/wordml" xmlns:wps="http://schemas.microsoft.com/office/word/2010/wordprocessingShape" mc:Ignorable="w14 w15 wp14">
   <w:p>
     <w:pPr>
       <w:jc w:val="right"/>
@@ -7846,7 +8554,7 @@
         <w:sz w:val="16"/>
         <w:szCs w:val="16"/>
       </w:rPr>
-      <w:t>1</w:t>
+      <w:t>7</w:t>
     </w:r>
     <w:r>
       <w:rPr>
@@ -7861,7 +8569,7 @@
 </file>
 
 <file path=word/footnotes.xml><?xml version="1.0" encoding="utf-8"?>
-<w:footnotes xmlns:wpc="http://schemas.microsoft.com/office/word/2010/wordprocessingCanvas" xmlns:cx="http://schemas.microsoft.com/office/drawing/2014/chartex" xmlns:cx1="http://schemas.microsoft.com/office/drawing/2015/9/8/chartex" xmlns:cx2="http://schemas.microsoft.com/office/drawing/2015/10/21/chartex" xmlns:cx3="http://schemas.microsoft.com/office/drawing/2016/5/9/chartex" xmlns:cx4="http://schemas.microsoft.com/office/drawing/2016/5/10/chartex" xmlns:cx5="http://schemas.microsoft.com/office/drawing/2016/5/11/chartex" xmlns:cx6="http://schemas.microsoft.com/office/drawing/2016/5/12/chartex" xmlns:cx7="http://schemas.microsoft.com/office/drawing/2016/5/13/chartex" xmlns:cx8="http://schemas.microsoft.com/office/drawing/2016/5/14/chartex" xmlns:mc="http://schemas.openxmlformats.org/markup-compatibility/2006" xmlns:aink="http://schemas.microsoft.com/office/drawing/2016/ink" xmlns:am3d="http://schemas.microsoft.com/office/drawing/2017/model3d" xmlns:o="urn:schemas-microsoft-com:office:office" xmlns:oel="http://schemas.microsoft.com/office/2019/extlst" xmlns:r="http://schemas.openxmlformats.org/officeDocument/2006/relationships" xmlns:m="http://schemas.openxmlformats.org/officeDocument/2006/math" xmlns:v="urn:schemas-microsoft-com:vml" xmlns:wp14="http://schemas.microsoft.com/office/word/2010/wordprocessingDrawing" xmlns:wp="http://schemas.openxmlformats.org/drawingml/2006/wordprocessingDrawing" xmlns:w10="urn:schemas-microsoft-com:office:word" xmlns:w="http://schemas.openxmlformats.org/wordprocessingml/2006/main" xmlns:w14="http://schemas.microsoft.com/office/word/2010/wordml" xmlns:w15="http://schemas.microsoft.com/office/word/2012/wordml" xmlns:w16cex="http://schemas.microsoft.com/office/word/2018/wordml/cex" xmlns:w16cid="http://schemas.microsoft.com/office/word/2016/wordml/cid" xmlns:w16="http://schemas.microsoft.com/office/word/2018/wordml" xmlns:w16du="http://schemas.microsoft.com/office/word/2023/wordml/word16du" xmlns:w16sdtdh="http://schemas.microsoft.com/office/word/2020/wordml/sdtdatahash" xmlns:w16sdtfl="http://schemas.microsoft.com/office/word/2024/wordml/sdtformatlock" xmlns:w16se="http://schemas.microsoft.com/office/word/2015/wordml/symex" xmlns:wpg="http://schemas.microsoft.com/office/word/2010/wordprocessingGroup" xmlns:wpi="http://schemas.microsoft.com/office/word/2010/wordprocessingInk" xmlns:wne="http://schemas.microsoft.com/office/word/2006/wordml" xmlns:wps="http://schemas.microsoft.com/office/word/2010/wordprocessingShape" mc:Ignorable="w14 w15 w16se w16cid w16 w16cex w16sdtdh w16sdtfl w16du wp14">
+<w:footnotes xmlns:wpc="http://schemas.microsoft.com/office/word/2010/wordprocessingCanvas" xmlns:mc="http://schemas.openxmlformats.org/markup-compatibility/2006" xmlns:o="urn:schemas-microsoft-com:office:office" xmlns:r="http://schemas.openxmlformats.org/officeDocument/2006/relationships" xmlns:m="http://schemas.openxmlformats.org/officeDocument/2006/math" xmlns:v="urn:schemas-microsoft-com:vml" xmlns:wp14="http://schemas.microsoft.com/office/word/2010/wordprocessingDrawing" xmlns:wp="http://schemas.openxmlformats.org/drawingml/2006/wordprocessingDrawing" xmlns:w10="urn:schemas-microsoft-com:office:word" xmlns:w="http://schemas.openxmlformats.org/wordprocessingml/2006/main" xmlns:w14="http://schemas.microsoft.com/office/word/2010/wordml" xmlns:w15="http://schemas.microsoft.com/office/word/2012/wordml" xmlns:wpg="http://schemas.microsoft.com/office/word/2010/wordprocessingGroup" xmlns:wpi="http://schemas.microsoft.com/office/word/2010/wordprocessingInk" xmlns:wne="http://schemas.microsoft.com/office/word/2006/wordml" xmlns:wps="http://schemas.microsoft.com/office/word/2010/wordprocessingShape" mc:Ignorable="w14 w15 wp14">
   <w:footnote w:type="separator" w:id="-1">
     <w:p>
       <w:r>
@@ -7880,8 +8588,8 @@
 </file>
 
 <file path=word/numbering.xml><?xml version="1.0" encoding="utf-8"?>
-<w:numbering xmlns:wpc="http://schemas.microsoft.com/office/word/2010/wordprocessingCanvas" xmlns:cx="http://schemas.microsoft.com/office/drawing/2014/chartex" xmlns:cx1="http://schemas.microsoft.com/office/drawing/2015/9/8/chartex" xmlns:cx2="http://schemas.microsoft.com/office/drawing/2015/10/21/chartex" xmlns:cx3="http://schemas.microsoft.com/office/drawing/2016/5/9/chartex" xmlns:cx4="http://schemas.microsoft.com/office/drawing/2016/5/10/chartex" xmlns:cx5="http://schemas.microsoft.com/office/drawing/2016/5/11/chartex" xmlns:cx6="http://schemas.microsoft.com/office/drawing/2016/5/12/chartex" xmlns:cx7="http://schemas.microsoft.com/office/drawing/2016/5/13/chartex" xmlns:cx8="http://schemas.microsoft.com/office/drawing/2016/5/14/chartex" xmlns:mc="http://schemas.openxmlformats.org/markup-compatibility/2006" xmlns:aink="http://schemas.microsoft.com/office/drawing/2016/ink" xmlns:am3d="http://schemas.microsoft.com/office/drawing/2017/model3d" xmlns:o="urn:schemas-microsoft-com:office:office" xmlns:oel="http://schemas.microsoft.com/office/2019/extlst" xmlns:r="http://schemas.openxmlformats.org/officeDocument/2006/relationships" xmlns:m="http://schemas.openxmlformats.org/officeDocument/2006/math" xmlns:v="urn:schemas-microsoft-com:vml" xmlns:wp14="http://schemas.microsoft.com/office/word/2010/wordprocessingDrawing" xmlns:wp="http://schemas.openxmlformats.org/drawingml/2006/wordprocessingDrawing" xmlns:w10="urn:schemas-microsoft-com:office:word" xmlns:w="http://schemas.openxmlformats.org/wordprocessingml/2006/main" xmlns:w14="http://schemas.microsoft.com/office/word/2010/wordml" xmlns:w15="http://schemas.microsoft.com/office/word/2012/wordml" xmlns:w16cex="http://schemas.microsoft.com/office/word/2018/wordml/cex" xmlns:w16cid="http://schemas.microsoft.com/office/word/2016/wordml/cid" xmlns:w16="http://schemas.microsoft.com/office/word/2018/wordml" xmlns:w16du="http://schemas.microsoft.com/office/word/2023/wordml/word16du" xmlns:w16sdtdh="http://schemas.microsoft.com/office/word/2020/wordml/sdtdatahash" xmlns:w16sdtfl="http://schemas.microsoft.com/office/word/2024/wordml/sdtformatlock" xmlns:w16se="http://schemas.microsoft.com/office/word/2015/wordml/symex" xmlns:wpg="http://schemas.microsoft.com/office/word/2010/wordprocessingGroup" xmlns:wpi="http://schemas.microsoft.com/office/word/2010/wordprocessingInk" xmlns:wne="http://schemas.microsoft.com/office/word/2006/wordml" xmlns:wps="http://schemas.microsoft.com/office/word/2010/wordprocessingShape" mc:Ignorable="w14 w15 w16se w16cid w16 w16cex w16sdtdh w16sdtfl w16du wp14">
-  <w:abstractNum w:abstractNumId="0" w15:restartNumberingAfterBreak="0">
+<w:numbering xmlns:wpc="http://schemas.microsoft.com/office/word/2010/wordprocessingCanvas" xmlns:mc="http://schemas.openxmlformats.org/markup-compatibility/2006" xmlns:o="urn:schemas-microsoft-com:office:office" xmlns:r="http://schemas.openxmlformats.org/officeDocument/2006/relationships" xmlns:m="http://schemas.openxmlformats.org/officeDocument/2006/math" xmlns:v="urn:schemas-microsoft-com:vml" xmlns:wp14="http://schemas.microsoft.com/office/word/2010/wordprocessingDrawing" xmlns:wp="http://schemas.openxmlformats.org/drawingml/2006/wordprocessingDrawing" xmlns:w10="urn:schemas-microsoft-com:office:word" xmlns:w="http://schemas.openxmlformats.org/wordprocessingml/2006/main" xmlns:w14="http://schemas.microsoft.com/office/word/2010/wordml" xmlns:w15="http://schemas.microsoft.com/office/word/2012/wordml" xmlns:wpg="http://schemas.microsoft.com/office/word/2010/wordprocessingGroup" xmlns:wpi="http://schemas.microsoft.com/office/word/2010/wordprocessingInk" xmlns:wne="http://schemas.microsoft.com/office/word/2006/wordml" xmlns:wps="http://schemas.microsoft.com/office/word/2010/wordprocessingShape" mc:Ignorable="w14 w15 wp14">
+  <w:abstractNum w:abstractNumId="0">
     <w:nsid w:val="004F7C71"/>
     <w:multiLevelType w:val="hybridMultilevel"/>
     <w:tmpl w:val="86B65C48"/>
@@ -7935,7 +8643,7 @@
       <w:lvlJc w:val="left"/>
     </w:lvl>
   </w:abstractNum>
-  <w:abstractNum w:abstractNumId="1" w15:restartNumberingAfterBreak="0">
+  <w:abstractNum w:abstractNumId="1">
     <w:nsid w:val="427717D0"/>
     <w:multiLevelType w:val="hybridMultilevel"/>
     <w:tmpl w:val="59EC4120"/>
@@ -8021,13 +8729,13 @@
       </w:pPr>
     </w:lvl>
   </w:abstractNum>
-  <w:num w:numId="1" w16cid:durableId="547029143">
+  <w:num w:numId="1">
     <w:abstractNumId w:val="1"/>
     <w:lvlOverride w:ilvl="0">
       <w:startOverride w:val="1"/>
     </w:lvlOverride>
   </w:num>
-  <w:num w:numId="2" w16cid:durableId="2049378714">
+  <w:num w:numId="2">
     <w:abstractNumId w:val="0"/>
     <w:lvlOverride w:ilvl="0">
       <w:startOverride w:val="1"/>
@@ -8037,7 +8745,7 @@
 </file>
 
 <file path=word/styles.xml><?xml version="1.0" encoding="utf-8"?>
-<w:styles xmlns:mc="http://schemas.openxmlformats.org/markup-compatibility/2006" xmlns:r="http://schemas.openxmlformats.org/officeDocument/2006/relationships" xmlns:w="http://schemas.openxmlformats.org/wordprocessingml/2006/main" xmlns:w14="http://schemas.microsoft.com/office/word/2010/wordml" xmlns:w15="http://schemas.microsoft.com/office/word/2012/wordml" xmlns:w16cex="http://schemas.microsoft.com/office/word/2018/wordml/cex" xmlns:w16cid="http://schemas.microsoft.com/office/word/2016/wordml/cid" xmlns:w16="http://schemas.microsoft.com/office/word/2018/wordml" xmlns:w16du="http://schemas.microsoft.com/office/word/2023/wordml/word16du" xmlns:w16sdtdh="http://schemas.microsoft.com/office/word/2020/wordml/sdtdatahash" xmlns:w16sdtfl="http://schemas.microsoft.com/office/word/2024/wordml/sdtformatlock" xmlns:w16se="http://schemas.microsoft.com/office/word/2015/wordml/symex" mc:Ignorable="w14 w15 w16se w16cid w16 w16cex w16sdtdh w16sdtfl w16du">
+<w:styles xmlns:mc="http://schemas.openxmlformats.org/markup-compatibility/2006" xmlns:r="http://schemas.openxmlformats.org/officeDocument/2006/relationships" xmlns:w="http://schemas.openxmlformats.org/wordprocessingml/2006/main" xmlns:w14="http://schemas.microsoft.com/office/word/2010/wordml" xmlns:w15="http://schemas.microsoft.com/office/word/2012/wordml" mc:Ignorable="w14 w15">
   <w:docDefaults>
     <w:rPrDefault>
       <w:rPr>
@@ -8047,7 +8755,7 @@
     </w:rPrDefault>
     <w:pPrDefault/>
   </w:docDefaults>
-  <w:latentStyles w:defLockedState="0" w:defUIPriority="99" w:defSemiHidden="0" w:defUnhideWhenUsed="0" w:defQFormat="0" w:count="376">
+  <w:latentStyles w:defLockedState="0" w:defUIPriority="99" w:defSemiHidden="0" w:defUnhideWhenUsed="0" w:defQFormat="0" w:count="371">
     <w:lsdException w:name="Normal" w:uiPriority="0" w:qFormat="1"/>
     <w:lsdException w:name="heading 1" w:uiPriority="9" w:qFormat="1"/>
     <w:lsdException w:name="heading 2" w:semiHidden="1" w:uiPriority="9" w:unhideWhenUsed="1" w:qFormat="1"/>
@@ -8419,11 +9127,6 @@
     <w:lsdException w:name="List Table 5 Dark Accent 6" w:uiPriority="50"/>
     <w:lsdException w:name="List Table 6 Colorful Accent 6" w:uiPriority="51"/>
     <w:lsdException w:name="List Table 7 Colorful Accent 6" w:uiPriority="52"/>
-    <w:lsdException w:name="Mention" w:semiHidden="1" w:unhideWhenUsed="1"/>
-    <w:lsdException w:name="Smart Hyperlink" w:semiHidden="1" w:unhideWhenUsed="1"/>
-    <w:lsdException w:name="Hashtag" w:semiHidden="1" w:unhideWhenUsed="1"/>
-    <w:lsdException w:name="Unresolved Mention" w:semiHidden="1" w:unhideWhenUsed="1"/>
-    <w:lsdException w:name="Smart Link" w:semiHidden="1" w:unhideWhenUsed="1"/>
   </w:latentStyles>
   <w:style w:type="paragraph" w:default="1" w:styleId="Normal">
     <w:name w:val="Normal"/>
@@ -8631,6 +9334,32 @@
     <w:rPr>
       <w:sz w:val="20"/>
       <w:szCs w:val="20"/>
+    </w:rPr>
+  </w:style>
+  <w:style w:type="paragraph" w:styleId="NormalWeb">
+    <w:name w:val="Normal (Web)"/>
+    <w:basedOn w:val="Normal"/>
+    <w:uiPriority w:val="99"/>
+    <w:unhideWhenUsed/>
+    <w:rsid w:val="00FD3F20"/>
+    <w:pPr>
+      <w:spacing w:before="100" w:beforeAutospacing="1" w:after="100" w:afterAutospacing="1"/>
+    </w:pPr>
+    <w:rPr>
+      <w:rFonts w:ascii="Times New Roman" w:eastAsia="Times New Roman" w:hAnsi="Times New Roman" w:cs="Times New Roman"/>
+      <w:sz w:val="24"/>
+      <w:szCs w:val="24"/>
+    </w:rPr>
+  </w:style>
+  <w:style w:type="character" w:styleId="Strong">
+    <w:name w:val="Strong"/>
+    <w:basedOn w:val="DefaultParagraphFont"/>
+    <w:uiPriority w:val="22"/>
+    <w:qFormat/>
+    <w:rsid w:val="00DD257B"/>
+    <w:rPr>
+      <w:b/>
+      <w:bCs/>
     </w:rPr>
   </w:style>
 </w:styles>
